--- a/src/Comisia/data/report-template.docx
+++ b/src/Comisia/data/report-template.docx
@@ -17,7 +17,7 @@
           <w:sz w:val="20"/>
           <w:szCs w:val="20"/>
         </w:rPr>
-        <w:t xml:space="preserve">&lt;# </w:t>
+        <w:t>&lt;#</w:t>
       </w:r>
       <w:bookmarkStart w:id="1" w:name="OLE_LINK7"/>
       <w:r>
@@ -71,7 +71,7 @@
           <w:sz w:val="20"/>
           <w:szCs w:val="20"/>
         </w:rPr>
-        <w:t>/&gt; #&gt;</w:t>
+        <w:t>/&gt;#&gt;</w:t>
       </w:r>
     </w:p>
     <w:bookmarkEnd w:id="0"/>
@@ -91,8 +91,9 @@
           <w:sz w:val="20"/>
           <w:szCs w:val="20"/>
         </w:rPr>
-        <w:t>&lt;# &lt;Content Select=".</w:t>
-      </w:r>
+        <w:t>&lt;#&lt;Content Select=</w:t>
+      </w:r>
+      <w:bookmarkStart w:id="3" w:name="OLE_LINK1"/>
       <w:r>
         <w:rPr>
           <w:rFonts w:ascii="Times New Roman" w:hAnsi="Times New Roman" w:cs="Times New Roman"/>
@@ -101,8 +102,9 @@
           <w:sz w:val="20"/>
           <w:szCs w:val="20"/>
         </w:rPr>
-        <w:t xml:space="preserve"> </w:t>
-      </w:r>
+        <w:t>"</w:t>
+      </w:r>
+      <w:bookmarkEnd w:id="3"/>
       <w:r>
         <w:rPr>
           <w:rFonts w:ascii="Times New Roman" w:hAnsi="Times New Roman" w:cs="Times New Roman"/>
@@ -111,9 +113,8 @@
           <w:sz w:val="20"/>
           <w:szCs w:val="20"/>
         </w:rPr>
-        <w:t>/</w:t>
-      </w:r>
-      <w:proofErr w:type="spellStart"/>
+        <w:t>.</w:t>
+      </w:r>
       <w:r>
         <w:rPr>
           <w:rFonts w:ascii="Times New Roman" w:hAnsi="Times New Roman" w:cs="Times New Roman"/>
@@ -122,9 +123,8 @@
           <w:sz w:val="20"/>
           <w:szCs w:val="20"/>
         </w:rPr>
-        <w:t>CommissionName</w:t>
-      </w:r>
-      <w:proofErr w:type="spellEnd"/>
+        <w:t xml:space="preserve"> </w:t>
+      </w:r>
       <w:r>
         <w:rPr>
           <w:rFonts w:ascii="Times New Roman" w:hAnsi="Times New Roman" w:cs="Times New Roman"/>
@@ -133,8 +133,9 @@
           <w:sz w:val="20"/>
           <w:szCs w:val="20"/>
         </w:rPr>
-        <w:t xml:space="preserve"> "/&gt; #&gt;</w:t>
-      </w:r>
+        <w:t>/</w:t>
+      </w:r>
+      <w:proofErr w:type="spellStart"/>
       <w:r>
         <w:rPr>
           <w:rFonts w:ascii="Times New Roman" w:hAnsi="Times New Roman" w:cs="Times New Roman"/>
@@ -143,6 +144,27 @@
           <w:sz w:val="20"/>
           <w:szCs w:val="20"/>
         </w:rPr>
+        <w:t>CommissionName</w:t>
+      </w:r>
+      <w:proofErr w:type="spellEnd"/>
+      <w:r>
+        <w:rPr>
+          <w:rFonts w:ascii="Times New Roman" w:hAnsi="Times New Roman" w:cs="Times New Roman"/>
+          <w:b/>
+          <w:bCs/>
+          <w:sz w:val="20"/>
+          <w:szCs w:val="20"/>
+        </w:rPr>
+        <w:t>"/&gt;#&gt;</w:t>
+      </w:r>
+      <w:r>
+        <w:rPr>
+          <w:rFonts w:ascii="Times New Roman" w:hAnsi="Times New Roman" w:cs="Times New Roman"/>
+          <w:b/>
+          <w:bCs/>
+          <w:sz w:val="20"/>
+          <w:szCs w:val="20"/>
+        </w:rPr>
         <w:t xml:space="preserve"> </w:t>
       </w:r>
       <w:r>
@@ -185,7 +207,7 @@
         </w:rPr>
         <w:t>Select=</w:t>
       </w:r>
-      <w:bookmarkStart w:id="3" w:name="OLE_LINK8"/>
+      <w:bookmarkStart w:id="4" w:name="OLE_LINK8"/>
       <w:proofErr w:type="gramStart"/>
       <w:r>
         <w:rPr>
@@ -197,7 +219,7 @@
         </w:rPr>
         <w:t>"</w:t>
       </w:r>
-      <w:bookmarkEnd w:id="3"/>
+      <w:bookmarkEnd w:id="4"/>
       <w:r>
         <w:rPr>
           <w:rFonts w:ascii="Times New Roman" w:hAnsi="Times New Roman" w:cs="Times New Roman"/>
@@ -286,13 +308,22 @@
         <w:tblStyle w:val="MediumShading1-Accent4"/>
         <w:tblW w:w="0" w:type="auto"/>
         <w:jc w:val="center"/>
+        <w:tblBorders>
+          <w:top w:val="single" w:sz="4" w:space="0" w:color="auto"/>
+          <w:left w:val="single" w:sz="4" w:space="0" w:color="auto"/>
+          <w:bottom w:val="single" w:sz="4" w:space="0" w:color="auto"/>
+          <w:right w:val="single" w:sz="4" w:space="0" w:color="auto"/>
+          <w:insideH w:val="single" w:sz="4" w:space="0" w:color="auto"/>
+          <w:insideV w:val="single" w:sz="4" w:space="0" w:color="auto"/>
+        </w:tblBorders>
         <w:tblLook w:val="04A0" w:firstRow="1" w:lastRow="0" w:firstColumn="1" w:lastColumn="0" w:noHBand="0" w:noVBand="1"/>
       </w:tblPr>
       <w:tblGrid>
-        <w:gridCol w:w="1526"/>
-        <w:gridCol w:w="2126"/>
-        <w:gridCol w:w="2693"/>
-        <w:gridCol w:w="3231"/>
+        <w:gridCol w:w="988"/>
+        <w:gridCol w:w="1479"/>
+        <w:gridCol w:w="2026"/>
+        <w:gridCol w:w="2362"/>
+        <w:gridCol w:w="2721"/>
       </w:tblGrid>
       <w:tr>
         <w:trPr>
@@ -302,12 +333,54 @@
         <w:tc>
           <w:tcPr>
             <w:cnfStyle w:val="001000000000" w:firstRow="0" w:lastRow="0" w:firstColumn="1" w:lastColumn="0" w:oddVBand="0" w:evenVBand="0" w:oddHBand="0" w:evenHBand="0" w:firstRowFirstColumn="0" w:firstRowLastColumn="0" w:lastRowFirstColumn="0" w:lastRowLastColumn="0"/>
-            <w:tcW w:w="1526" w:type="dxa"/>
+            <w:tcW w:w="988" w:type="dxa"/>
+            <w:tcBorders>
+              <w:top w:val="none" w:sz="0" w:space="0" w:color="auto"/>
+              <w:left w:val="none" w:sz="0" w:space="0" w:color="auto"/>
+              <w:bottom w:val="none" w:sz="0" w:space="0" w:color="auto"/>
+              <w:right w:val="none" w:sz="0" w:space="0" w:color="auto"/>
+            </w:tcBorders>
+            <w:shd w:val="clear" w:color="auto" w:fill="auto"/>
+          </w:tcPr>
+          <w:p>
+            <w:pPr>
+              <w:pStyle w:val="Code"/>
+              <w:rPr>
+                <w:rStyle w:val="PlaceholderText"/>
+                <w:rFonts w:ascii="Times New Roman" w:hAnsi="Times New Roman" w:cs="Times New Roman"/>
+                <w:color w:val="auto"/>
+                <w:sz w:val="20"/>
+                <w:szCs w:val="20"/>
+              </w:rPr>
+            </w:pPr>
+            <w:r>
+              <w:rPr>
+                <w:rStyle w:val="PlaceholderText"/>
+                <w:rFonts w:ascii="Times New Roman" w:hAnsi="Times New Roman" w:cs="Times New Roman"/>
+                <w:color w:val="auto"/>
+                <w:sz w:val="20"/>
+                <w:szCs w:val="20"/>
+              </w:rPr>
+              <w:t>NR</w:t>
+            </w:r>
+          </w:p>
+        </w:tc>
+        <w:tc>
+          <w:tcPr>
+            <w:tcW w:w="1479" w:type="dxa"/>
+            <w:tcBorders>
+              <w:top w:val="none" w:sz="0" w:space="0" w:color="auto"/>
+              <w:left w:val="none" w:sz="0" w:space="0" w:color="auto"/>
+              <w:bottom w:val="none" w:sz="0" w:space="0" w:color="auto"/>
+              <w:right w:val="none" w:sz="0" w:space="0" w:color="auto"/>
+            </w:tcBorders>
             <w:shd w:val="clear" w:color="auto" w:fill="auto"/>
             <w:vAlign w:val="center"/>
           </w:tcPr>
           <w:p>
             <w:pPr>
+              <w:pStyle w:val="Code"/>
+              <w:cnfStyle w:val="100000000000" w:firstRow="1" w:lastRow="0" w:firstColumn="0" w:lastColumn="0" w:oddVBand="0" w:evenVBand="0" w:oddHBand="0" w:evenHBand="0" w:firstRowFirstColumn="0" w:firstRowLastColumn="0" w:lastRowFirstColumn="0" w:lastRowLastColumn="0"/>
               <w:rPr>
                 <w:rStyle w:val="PlaceholderText"/>
                 <w:rFonts w:ascii="Times New Roman" w:hAnsi="Times New Roman" w:cs="Times New Roman"/>
@@ -330,12 +403,19 @@
         </w:tc>
         <w:tc>
           <w:tcPr>
-            <w:tcW w:w="2126" w:type="dxa"/>
+            <w:tcW w:w="2026" w:type="dxa"/>
+            <w:tcBorders>
+              <w:top w:val="none" w:sz="0" w:space="0" w:color="auto"/>
+              <w:left w:val="none" w:sz="0" w:space="0" w:color="auto"/>
+              <w:bottom w:val="none" w:sz="0" w:space="0" w:color="auto"/>
+              <w:right w:val="none" w:sz="0" w:space="0" w:color="auto"/>
+            </w:tcBorders>
             <w:shd w:val="clear" w:color="auto" w:fill="auto"/>
             <w:vAlign w:val="center"/>
           </w:tcPr>
           <w:p>
             <w:pPr>
+              <w:pStyle w:val="Code"/>
               <w:cnfStyle w:val="100000000000" w:firstRow="1" w:lastRow="0" w:firstColumn="0" w:lastColumn="0" w:oddVBand="0" w:evenVBand="0" w:oddHBand="0" w:evenHBand="0" w:firstRowFirstColumn="0" w:firstRowLastColumn="0" w:lastRowFirstColumn="0" w:lastRowLastColumn="0"/>
               <w:rPr>
                 <w:rStyle w:val="PlaceholderText"/>
@@ -383,13 +463,19 @@
         </w:tc>
         <w:tc>
           <w:tcPr>
-            <w:tcW w:w="2693" w:type="dxa"/>
+            <w:tcW w:w="2362" w:type="dxa"/>
+            <w:tcBorders>
+              <w:top w:val="none" w:sz="0" w:space="0" w:color="auto"/>
+              <w:left w:val="none" w:sz="0" w:space="0" w:color="auto"/>
+              <w:bottom w:val="none" w:sz="0" w:space="0" w:color="auto"/>
+              <w:right w:val="none" w:sz="0" w:space="0" w:color="auto"/>
+            </w:tcBorders>
             <w:shd w:val="clear" w:color="auto" w:fill="auto"/>
             <w:vAlign w:val="center"/>
           </w:tcPr>
           <w:p>
             <w:pPr>
-              <w:ind w:right="440"/>
+              <w:pStyle w:val="Code"/>
               <w:cnfStyle w:val="100000000000" w:firstRow="1" w:lastRow="0" w:firstColumn="0" w:lastColumn="0" w:oddVBand="0" w:evenVBand="0" w:oddHBand="0" w:evenHBand="0" w:firstRowFirstColumn="0" w:firstRowLastColumn="0" w:lastRowFirstColumn="0" w:lastRowLastColumn="0"/>
               <w:rPr>
                 <w:rStyle w:val="PlaceholderText"/>
@@ -425,13 +511,19 @@
         </w:tc>
         <w:tc>
           <w:tcPr>
-            <w:tcW w:w="3231" w:type="dxa"/>
+            <w:tcW w:w="2721" w:type="dxa"/>
+            <w:tcBorders>
+              <w:top w:val="none" w:sz="0" w:space="0" w:color="auto"/>
+              <w:left w:val="none" w:sz="0" w:space="0" w:color="auto"/>
+              <w:bottom w:val="none" w:sz="0" w:space="0" w:color="auto"/>
+              <w:right w:val="none" w:sz="0" w:space="0" w:color="auto"/>
+            </w:tcBorders>
             <w:shd w:val="clear" w:color="auto" w:fill="auto"/>
             <w:vAlign w:val="center"/>
           </w:tcPr>
           <w:p>
             <w:pPr>
-              <w:ind w:right="440"/>
+              <w:pStyle w:val="Code"/>
               <w:cnfStyle w:val="100000000000" w:firstRow="1" w:lastRow="0" w:firstColumn="0" w:lastColumn="0" w:oddVBand="0" w:evenVBand="0" w:oddHBand="0" w:evenHBand="0" w:firstRowFirstColumn="0" w:firstRowLastColumn="0" w:lastRowFirstColumn="0" w:lastRowLastColumn="0"/>
               <w:rPr>
                 <w:rStyle w:val="PlaceholderText"/>
@@ -461,7 +553,7 @@
                 <w:sz w:val="20"/>
                 <w:szCs w:val="20"/>
               </w:rPr>
-              <w:t xml:space="preserve"> RU</w:t>
+              <w:t xml:space="preserve"> </w:t>
             </w:r>
           </w:p>
         </w:tc>
@@ -474,13 +566,20 @@
         <w:tc>
           <w:tcPr>
             <w:cnfStyle w:val="001000000000" w:firstRow="0" w:lastRow="0" w:firstColumn="1" w:lastColumn="0" w:oddVBand="0" w:evenVBand="0" w:oddHBand="0" w:evenHBand="0" w:firstRowFirstColumn="0" w:firstRowLastColumn="0" w:lastRowFirstColumn="0" w:lastRowLastColumn="0"/>
-            <w:tcW w:w="1526" w:type="dxa"/>
+            <w:tcW w:w="988" w:type="dxa"/>
+            <w:tcBorders>
+              <w:right w:val="none" w:sz="0" w:space="0" w:color="auto"/>
+            </w:tcBorders>
+            <w:shd w:val="clear" w:color="auto" w:fill="auto"/>
             <w:vAlign w:val="center"/>
           </w:tcPr>
           <w:p>
             <w:pPr>
+              <w:pStyle w:val="Code"/>
+              <w:jc w:val="center"/>
               <w:rPr>
                 <w:rFonts w:ascii="Times New Roman" w:hAnsi="Times New Roman" w:cs="Times New Roman"/>
+                <w:b w:val="0"/>
                 <w:bCs w:val="0"/>
                 <w:sz w:val="20"/>
                 <w:szCs w:val="20"/>
@@ -497,13 +596,53 @@
               </w:rPr>
               <w:t>./</w:t>
             </w:r>
-            <w:proofErr w:type="spellStart"/>
             <w:proofErr w:type="gramEnd"/>
             <w:r>
               <w:rPr>
                 <w:rFonts w:ascii="Times New Roman" w:hAnsi="Times New Roman" w:cs="Times New Roman"/>
                 <w:b w:val="0"/>
                 <w:bCs w:val="0"/>
+                <w:sz w:val="20"/>
+                <w:szCs w:val="20"/>
+              </w:rPr>
+              <w:t>Number</w:t>
+            </w:r>
+          </w:p>
+        </w:tc>
+        <w:tc>
+          <w:tcPr>
+            <w:tcW w:w="1479" w:type="dxa"/>
+            <w:tcBorders>
+              <w:left w:val="none" w:sz="0" w:space="0" w:color="auto"/>
+              <w:right w:val="none" w:sz="0" w:space="0" w:color="auto"/>
+            </w:tcBorders>
+            <w:shd w:val="clear" w:color="auto" w:fill="auto"/>
+            <w:vAlign w:val="center"/>
+          </w:tcPr>
+          <w:p>
+            <w:pPr>
+              <w:pStyle w:val="Code"/>
+              <w:cnfStyle w:val="000000100000" w:firstRow="0" w:lastRow="0" w:firstColumn="0" w:lastColumn="0" w:oddVBand="0" w:evenVBand="0" w:oddHBand="1" w:evenHBand="0" w:firstRowFirstColumn="0" w:firstRowLastColumn="0" w:lastRowFirstColumn="0" w:lastRowLastColumn="0"/>
+              <w:rPr>
+                <w:rFonts w:ascii="Times New Roman" w:hAnsi="Times New Roman" w:cs="Times New Roman"/>
+                <w:sz w:val="20"/>
+                <w:szCs w:val="20"/>
+              </w:rPr>
+            </w:pPr>
+            <w:proofErr w:type="gramStart"/>
+            <w:r>
+              <w:rPr>
+                <w:rFonts w:ascii="Times New Roman" w:hAnsi="Times New Roman" w:cs="Times New Roman"/>
+                <w:sz w:val="20"/>
+                <w:szCs w:val="20"/>
+              </w:rPr>
+              <w:t>./</w:t>
+            </w:r>
+            <w:proofErr w:type="spellStart"/>
+            <w:proofErr w:type="gramEnd"/>
+            <w:r>
+              <w:rPr>
+                <w:rFonts w:ascii="Times New Roman" w:hAnsi="Times New Roman" w:cs="Times New Roman"/>
                 <w:sz w:val="20"/>
                 <w:szCs w:val="20"/>
               </w:rPr>
@@ -514,12 +653,17 @@
         </w:tc>
         <w:tc>
           <w:tcPr>
-            <w:tcW w:w="2126" w:type="dxa"/>
+            <w:tcW w:w="2026" w:type="dxa"/>
+            <w:tcBorders>
+              <w:left w:val="none" w:sz="0" w:space="0" w:color="auto"/>
+              <w:right w:val="none" w:sz="0" w:space="0" w:color="auto"/>
+            </w:tcBorders>
+            <w:shd w:val="clear" w:color="auto" w:fill="auto"/>
             <w:vAlign w:val="center"/>
           </w:tcPr>
           <w:p>
             <w:pPr>
-              <w:ind w:right="440"/>
+              <w:pStyle w:val="Code"/>
               <w:cnfStyle w:val="000000100000" w:firstRow="0" w:lastRow="0" w:firstColumn="0" w:lastColumn="0" w:oddVBand="0" w:evenVBand="0" w:oddHBand="1" w:evenHBand="0" w:firstRowFirstColumn="0" w:firstRowLastColumn="0" w:lastRowFirstColumn="0" w:lastRowLastColumn="0"/>
               <w:rPr>
                 <w:rFonts w:ascii="Times New Roman" w:hAnsi="Times New Roman" w:cs="Times New Roman"/>
@@ -551,12 +695,17 @@
         </w:tc>
         <w:tc>
           <w:tcPr>
-            <w:tcW w:w="2693" w:type="dxa"/>
+            <w:tcW w:w="2362" w:type="dxa"/>
+            <w:tcBorders>
+              <w:left w:val="none" w:sz="0" w:space="0" w:color="auto"/>
+              <w:right w:val="none" w:sz="0" w:space="0" w:color="auto"/>
+            </w:tcBorders>
+            <w:shd w:val="clear" w:color="auto" w:fill="auto"/>
             <w:vAlign w:val="center"/>
           </w:tcPr>
           <w:p>
             <w:pPr>
-              <w:ind w:right="440"/>
+              <w:pStyle w:val="Code"/>
               <w:cnfStyle w:val="000000100000" w:firstRow="0" w:lastRow="0" w:firstColumn="0" w:lastColumn="0" w:oddVBand="0" w:evenVBand="0" w:oddHBand="1" w:evenHBand="0" w:firstRowFirstColumn="0" w:firstRowLastColumn="0" w:lastRowFirstColumn="0" w:lastRowLastColumn="0"/>
               <w:rPr>
                 <w:rStyle w:val="PlaceholderText"/>
@@ -604,12 +753,16 @@
         </w:tc>
         <w:tc>
           <w:tcPr>
-            <w:tcW w:w="3231" w:type="dxa"/>
+            <w:tcW w:w="2721" w:type="dxa"/>
+            <w:tcBorders>
+              <w:left w:val="none" w:sz="0" w:space="0" w:color="auto"/>
+            </w:tcBorders>
+            <w:shd w:val="clear" w:color="auto" w:fill="auto"/>
             <w:vAlign w:val="center"/>
           </w:tcPr>
           <w:p>
             <w:pPr>
-              <w:ind w:right="440"/>
+              <w:pStyle w:val="Code"/>
               <w:cnfStyle w:val="000000100000" w:firstRow="0" w:lastRow="0" w:firstColumn="0" w:lastColumn="0" w:oddVBand="0" w:evenVBand="0" w:oddHBand="1" w:evenHBand="0" w:firstRowFirstColumn="0" w:firstRowLastColumn="0" w:lastRowFirstColumn="0" w:lastRowLastColumn="0"/>
               <w:rPr>
                 <w:rStyle w:val="PlaceholderText"/>
@@ -661,25 +814,415 @@
           <w:sz w:val="20"/>
           <w:szCs w:val="20"/>
         </w:rPr>
-        <w:br w:type="page"/>
+        <w:t>&lt;#</w:t>
+      </w:r>
+      <w:r>
+        <w:rPr>
+          <w:rFonts w:ascii="Times New Roman" w:hAnsi="Times New Roman" w:cs="Times New Roman"/>
+          <w:sz w:val="20"/>
+          <w:szCs w:val="20"/>
+        </w:rPr>
+        <w:t>&lt;Conditional Select=</w:t>
+      </w:r>
+      <w:proofErr w:type="gramStart"/>
+      <w:r>
+        <w:rPr>
+          <w:rFonts w:ascii="Times New Roman" w:hAnsi="Times New Roman" w:cs="Times New Roman"/>
+          <w:sz w:val="20"/>
+          <w:szCs w:val="20"/>
+        </w:rPr>
+        <w:t>"./</w:t>
+      </w:r>
+      <w:proofErr w:type="spellStart"/>
+      <w:proofErr w:type="gramEnd"/>
+      <w:r>
+        <w:rPr>
+          <w:rFonts w:ascii="Times New Roman" w:hAnsi="Times New Roman" w:cs="Times New Roman"/>
+          <w:sz w:val="20"/>
+          <w:szCs w:val="20"/>
+        </w:rPr>
+        <w:t>HasMissingStudents</w:t>
+      </w:r>
+      <w:proofErr w:type="spellEnd"/>
+      <w:r>
+        <w:rPr>
+          <w:rFonts w:ascii="Times New Roman" w:hAnsi="Times New Roman" w:cs="Times New Roman"/>
+          <w:sz w:val="20"/>
+          <w:szCs w:val="20"/>
+        </w:rPr>
+        <w:t>" Match="</w:t>
+      </w:r>
+      <w:r>
+        <w:rPr>
+          <w:rFonts w:ascii="Times New Roman" w:hAnsi="Times New Roman" w:cs="Times New Roman"/>
+          <w:sz w:val="20"/>
+          <w:szCs w:val="20"/>
+        </w:rPr>
+        <w:t>true</w:t>
+      </w:r>
+      <w:r>
+        <w:rPr>
+          <w:rFonts w:ascii="Times New Roman" w:hAnsi="Times New Roman" w:cs="Times New Roman"/>
+          <w:sz w:val="20"/>
+          <w:szCs w:val="20"/>
+        </w:rPr>
+        <w:t>"</w:t>
+      </w:r>
+      <w:r>
+        <w:rPr>
+          <w:rFonts w:ascii="Times New Roman" w:hAnsi="Times New Roman" w:cs="Times New Roman"/>
+          <w:sz w:val="20"/>
+          <w:szCs w:val="20"/>
+        </w:rPr>
+        <w:t>/</w:t>
+      </w:r>
+      <w:r>
+        <w:rPr>
+          <w:rFonts w:ascii="Times New Roman" w:hAnsi="Times New Roman" w:cs="Times New Roman"/>
+          <w:sz w:val="20"/>
+          <w:szCs w:val="20"/>
+        </w:rPr>
+        <w:t>&gt;</w:t>
+      </w:r>
+      <w:r>
+        <w:rPr>
+          <w:rFonts w:ascii="Times New Roman" w:hAnsi="Times New Roman" w:cs="Times New Roman"/>
+          <w:sz w:val="20"/>
+          <w:szCs w:val="20"/>
+        </w:rPr>
+        <w:t>#&gt;</w:t>
       </w:r>
     </w:p>
     <w:p>
       <w:pPr>
-        <w:rPr>
-          <w:rFonts w:ascii="Times New Roman" w:hAnsi="Times New Roman" w:cs="Times New Roman"/>
-          <w:sz w:val="20"/>
-          <w:szCs w:val="20"/>
+        <w:spacing w:before="240" w:after="0"/>
+        <w:rPr>
+          <w:rFonts w:ascii="Times New Roman" w:hAnsi="Times New Roman" w:cs="Times New Roman"/>
+          <w:b/>
+          <w:bCs/>
+          <w:sz w:val="20"/>
+          <w:szCs w:val="20"/>
+          <w:lang w:val="ro-RO"/>
         </w:rPr>
       </w:pPr>
-      <w:bookmarkStart w:id="4" w:name="OLE_LINK4"/>
-      <w:r>
-        <w:rPr>
-          <w:rFonts w:ascii="Times New Roman" w:hAnsi="Times New Roman" w:cs="Times New Roman"/>
-          <w:sz w:val="20"/>
-          <w:szCs w:val="20"/>
-        </w:rPr>
-        <w:lastRenderedPageBreak/>
+      <w:proofErr w:type="spellStart"/>
+      <w:r>
+        <w:rPr>
+          <w:rFonts w:ascii="Times New Roman" w:hAnsi="Times New Roman" w:cs="Times New Roman"/>
+          <w:b/>
+          <w:bCs/>
+          <w:sz w:val="20"/>
+          <w:szCs w:val="20"/>
+        </w:rPr>
+        <w:t>Studen</w:t>
+      </w:r>
+      <w:proofErr w:type="spellEnd"/>
+      <w:r>
+        <w:rPr>
+          <w:rFonts w:ascii="Times New Roman" w:hAnsi="Times New Roman" w:cs="Times New Roman"/>
+          <w:b/>
+          <w:bCs/>
+          <w:sz w:val="20"/>
+          <w:szCs w:val="20"/>
+          <w:lang w:val="ro-RO"/>
+        </w:rPr>
+        <w:t>ții fără temă:</w:t>
+      </w:r>
+    </w:p>
+    <w:p>
+      <w:pPr>
+        <w:rPr>
+          <w:rFonts w:ascii="Times New Roman" w:hAnsi="Times New Roman" w:cs="Times New Roman"/>
+          <w:sz w:val="20"/>
+          <w:szCs w:val="20"/>
+        </w:rPr>
+      </w:pPr>
+      <w:r>
+        <w:rPr>
+          <w:rFonts w:ascii="Times New Roman" w:hAnsi="Times New Roman" w:cs="Times New Roman"/>
+          <w:sz w:val="20"/>
+          <w:szCs w:val="20"/>
+          <w:shd w:val="clear" w:color="auto" w:fill="DBE5F1" w:themeFill="accent1" w:themeFillTint="33"/>
+        </w:rPr>
+        <w:t>&lt;#</w:t>
+      </w:r>
+      <w:r>
+        <w:rPr>
+          <w:rFonts w:ascii="Times New Roman" w:hAnsi="Times New Roman" w:cs="Times New Roman"/>
+          <w:sz w:val="20"/>
+          <w:szCs w:val="20"/>
+          <w:shd w:val="clear" w:color="auto" w:fill="DBE5F1" w:themeFill="accent1" w:themeFillTint="33"/>
+        </w:rPr>
+        <w:t>&lt;</w:t>
+      </w:r>
+      <w:r>
+        <w:rPr>
+          <w:rFonts w:ascii="Times New Roman" w:hAnsi="Times New Roman" w:cs="Times New Roman"/>
+          <w:sz w:val="20"/>
+          <w:szCs w:val="20"/>
+          <w:shd w:val="clear" w:color="auto" w:fill="DBE5F1" w:themeFill="accent1" w:themeFillTint="33"/>
+        </w:rPr>
+        <w:t>Repeat Select=</w:t>
+      </w:r>
+      <w:proofErr w:type="gramStart"/>
+      <w:r>
+        <w:rPr>
+          <w:rFonts w:ascii="Times New Roman" w:hAnsi="Times New Roman" w:cs="Times New Roman"/>
+          <w:sz w:val="20"/>
+          <w:szCs w:val="20"/>
+        </w:rPr>
+        <w:t>"</w:t>
+      </w:r>
+      <w:r>
+        <w:rPr>
+          <w:rFonts w:ascii="Times New Roman" w:hAnsi="Times New Roman" w:cs="Times New Roman"/>
+          <w:sz w:val="20"/>
+          <w:szCs w:val="20"/>
+        </w:rPr>
+        <w:t>./</w:t>
+      </w:r>
+      <w:proofErr w:type="spellStart"/>
+      <w:proofErr w:type="gramEnd"/>
+      <w:r>
+        <w:rPr>
+          <w:rFonts w:ascii="Times New Roman" w:hAnsi="Times New Roman" w:cs="Times New Roman"/>
+          <w:sz w:val="20"/>
+          <w:szCs w:val="20"/>
+        </w:rPr>
+        <w:t>MissingStudents</w:t>
+      </w:r>
+      <w:proofErr w:type="spellEnd"/>
+      <w:r>
+        <w:rPr>
+          <w:rFonts w:ascii="Times New Roman" w:hAnsi="Times New Roman" w:cs="Times New Roman"/>
+          <w:sz w:val="20"/>
+          <w:szCs w:val="20"/>
+        </w:rPr>
+        <w:t>/</w:t>
+      </w:r>
+      <w:proofErr w:type="spellStart"/>
+      <w:r>
+        <w:rPr>
+          <w:rFonts w:ascii="Times New Roman" w:hAnsi="Times New Roman" w:cs="Times New Roman"/>
+          <w:sz w:val="20"/>
+          <w:szCs w:val="20"/>
+        </w:rPr>
+        <w:t>StudentName</w:t>
+      </w:r>
+      <w:proofErr w:type="spellEnd"/>
+      <w:r>
+        <w:rPr>
+          <w:rFonts w:ascii="Times New Roman" w:hAnsi="Times New Roman" w:cs="Times New Roman"/>
+          <w:sz w:val="20"/>
+          <w:szCs w:val="20"/>
+        </w:rPr>
+        <w:t>"</w:t>
+      </w:r>
+      <w:r>
+        <w:rPr>
+          <w:rFonts w:ascii="Times New Roman" w:hAnsi="Times New Roman" w:cs="Times New Roman"/>
+          <w:sz w:val="20"/>
+          <w:szCs w:val="20"/>
+        </w:rPr>
+        <w:t>/&gt;#&gt;</w:t>
+      </w:r>
+    </w:p>
+    <w:p>
+      <w:pPr>
+        <w:pStyle w:val="ListParagraph"/>
+        <w:numPr>
+          <w:ilvl w:val="0"/>
+          <w:numId w:val="1"/>
+        </w:numPr>
+        <w:spacing w:after="0"/>
+        <w:rPr>
+          <w:rFonts w:ascii="Times New Roman" w:hAnsi="Times New Roman" w:cs="Times New Roman"/>
+          <w:sz w:val="20"/>
+          <w:szCs w:val="20"/>
+        </w:rPr>
+      </w:pPr>
+      <w:r>
+        <w:rPr>
+          <w:rFonts w:ascii="Times New Roman" w:hAnsi="Times New Roman" w:cs="Times New Roman"/>
+          <w:sz w:val="20"/>
+          <w:szCs w:val="20"/>
+        </w:rPr>
+        <w:t>&lt;#</w:t>
+      </w:r>
+      <w:r>
+        <w:rPr>
+          <w:rFonts w:ascii="Times New Roman" w:hAnsi="Times New Roman" w:cs="Times New Roman"/>
+          <w:sz w:val="20"/>
+          <w:szCs w:val="20"/>
+        </w:rPr>
+        <w:t>&lt;</w:t>
+      </w:r>
+      <w:r>
+        <w:rPr>
+          <w:rFonts w:ascii="Times New Roman" w:hAnsi="Times New Roman" w:cs="Times New Roman"/>
+          <w:sz w:val="20"/>
+          <w:szCs w:val="20"/>
+        </w:rPr>
+        <w:t>Content Select="."</w:t>
+      </w:r>
+      <w:r>
+        <w:rPr>
+          <w:rFonts w:ascii="Times New Roman" w:hAnsi="Times New Roman" w:cs="Times New Roman"/>
+          <w:sz w:val="20"/>
+          <w:szCs w:val="20"/>
+        </w:rPr>
+        <w:t>/&gt;</w:t>
+      </w:r>
+      <w:r>
+        <w:rPr>
+          <w:rFonts w:ascii="Times New Roman" w:hAnsi="Times New Roman" w:cs="Times New Roman"/>
+          <w:sz w:val="20"/>
+          <w:szCs w:val="20"/>
+        </w:rPr>
+        <w:t>#&gt;</w:t>
+      </w:r>
+    </w:p>
+    <w:p>
+      <w:pPr>
+        <w:rPr>
+          <w:rFonts w:ascii="Times New Roman" w:hAnsi="Times New Roman" w:cs="Times New Roman"/>
+          <w:sz w:val="20"/>
+          <w:szCs w:val="20"/>
+          <w:shd w:val="clear" w:color="auto" w:fill="DBE5F1" w:themeFill="accent1" w:themeFillTint="33"/>
+        </w:rPr>
+      </w:pPr>
+      <w:r>
+        <w:rPr>
+          <w:rFonts w:ascii="Times New Roman" w:hAnsi="Times New Roman" w:cs="Times New Roman"/>
+          <w:sz w:val="20"/>
+          <w:szCs w:val="20"/>
+        </w:rPr>
+        <w:t>&lt;#</w:t>
+      </w:r>
+      <w:r>
+        <w:rPr>
+          <w:rFonts w:ascii="Times New Roman" w:hAnsi="Times New Roman" w:cs="Times New Roman"/>
+          <w:sz w:val="20"/>
+          <w:szCs w:val="20"/>
+        </w:rPr>
+        <w:t>&lt;</w:t>
+      </w:r>
+      <w:r>
+        <w:rPr>
+          <w:rFonts w:ascii="Times New Roman" w:hAnsi="Times New Roman" w:cs="Times New Roman"/>
+          <w:sz w:val="20"/>
+          <w:szCs w:val="20"/>
+        </w:rPr>
+        <w:t>EndRepeat</w:t>
+      </w:r>
+      <w:r>
+        <w:rPr>
+          <w:rFonts w:ascii="Times New Roman" w:hAnsi="Times New Roman" w:cs="Times New Roman"/>
+          <w:sz w:val="20"/>
+          <w:szCs w:val="20"/>
+        </w:rPr>
+        <w:t>/&gt;</w:t>
+      </w:r>
+      <w:r>
+        <w:rPr>
+          <w:rFonts w:ascii="Times New Roman" w:hAnsi="Times New Roman" w:cs="Times New Roman"/>
+          <w:sz w:val="20"/>
+          <w:szCs w:val="20"/>
+        </w:rPr>
+        <w:t>#&gt;</w:t>
+      </w:r>
+    </w:p>
+    <w:p>
+      <w:pPr>
+        <w:rPr>
+          <w:rFonts w:ascii="Times New Roman" w:hAnsi="Times New Roman" w:cs="Times New Roman"/>
+          <w:sz w:val="20"/>
+          <w:szCs w:val="20"/>
+        </w:rPr>
+      </w:pPr>
+      <w:sdt>
+        <w:sdtPr>
+          <w:rPr>
+            <w:rFonts w:ascii="Times New Roman" w:hAnsi="Times New Roman" w:cs="Times New Roman"/>
+            <w:sz w:val="20"/>
+            <w:szCs w:val="20"/>
+          </w:rPr>
+          <w:alias w:val="EndConditional"/>
+          <w:tag w:val="EndConditional"/>
+          <w:id w:val="1513572143"/>
+          <w:placeholder>
+            <w:docPart w:val="4D48F511928B43EDBEC280CF66F7A834"/>
+          </w:placeholder>
+        </w:sdtPr>
+        <w:sdtContent>
+          <w:r>
+            <w:rPr>
+              <w:rFonts w:ascii="Times New Roman" w:hAnsi="Times New Roman" w:cs="Times New Roman"/>
+              <w:sz w:val="20"/>
+              <w:szCs w:val="20"/>
+            </w:rPr>
+            <w:t>&lt;#</w:t>
+          </w:r>
+          <w:r>
+            <w:rPr>
+              <w:rFonts w:ascii="Times New Roman" w:hAnsi="Times New Roman" w:cs="Times New Roman"/>
+              <w:sz w:val="20"/>
+              <w:szCs w:val="20"/>
+            </w:rPr>
+            <w:t>&lt;EndConditional/&gt;</w:t>
+          </w:r>
+          <w:r>
+            <w:rPr>
+              <w:rFonts w:ascii="Times New Roman" w:hAnsi="Times New Roman" w:cs="Times New Roman"/>
+              <w:sz w:val="20"/>
+              <w:szCs w:val="20"/>
+            </w:rPr>
+            <w:t>#&gt;</w:t>
+          </w:r>
+        </w:sdtContent>
+      </w:sdt>
+    </w:p>
+    <w:p>
+      <w:pPr>
+        <w:rPr>
+          <w:rFonts w:ascii="Times New Roman" w:hAnsi="Times New Roman" w:cs="Times New Roman"/>
+          <w:sz w:val="20"/>
+          <w:szCs w:val="20"/>
+        </w:rPr>
+      </w:pPr>
+      <w:r>
+        <w:rPr>
+          <w:rFonts w:ascii="Times New Roman" w:hAnsi="Times New Roman" w:cs="Times New Roman"/>
+          <w:sz w:val="20"/>
+          <w:szCs w:val="20"/>
+        </w:rPr>
+        <w:br w:type="page"/>
+      </w:r>
+    </w:p>
+    <w:p>
+      <w:pPr>
+        <w:rPr>
+          <w:rFonts w:ascii="Times New Roman" w:hAnsi="Times New Roman" w:cs="Times New Roman"/>
+          <w:sz w:val="20"/>
+          <w:szCs w:val="20"/>
+        </w:rPr>
+      </w:pPr>
+    </w:p>
+    <w:p>
+      <w:pPr>
+        <w:rPr>
+          <w:rFonts w:ascii="Times New Roman" w:hAnsi="Times New Roman" w:cs="Times New Roman"/>
+          <w:sz w:val="20"/>
+          <w:szCs w:val="20"/>
+        </w:rPr>
+      </w:pPr>
+      <w:bookmarkStart w:id="5" w:name="OLE_LINK4"/>
+      <w:r>
+        <w:rPr>
+          <w:rFonts w:ascii="Times New Roman" w:hAnsi="Times New Roman" w:cs="Times New Roman"/>
+          <w:sz w:val="20"/>
+          <w:szCs w:val="20"/>
+        </w:rPr>
         <w:t xml:space="preserve">&lt;# </w:t>
       </w:r>
       <w:r>
@@ -719,7 +1262,7 @@
         </w:rPr>
         <w:t>#&gt;</w:t>
       </w:r>
-      <w:bookmarkEnd w:id="4"/>
+      <w:bookmarkEnd w:id="5"/>
     </w:p>
     <w:sectPr>
       <w:pgSz w:w="12240" w:h="15840"/>
@@ -729,6 +1272,127 @@
     </w:sectPr>
   </w:body>
 </w:document>
+</file>
+
+<file path=word/numbering.xml><?xml version="1.0" encoding="utf-8"?>
+<w:numbering xmlns:wpc="http://schemas.microsoft.com/office/word/2010/wordprocessingCanvas" xmlns:cx="http://schemas.microsoft.com/office/drawing/2014/chartex" xmlns:cx1="http://schemas.microsoft.com/office/drawing/2015/9/8/chartex" xmlns:cx2="http://schemas.microsoft.com/office/drawing/2015/10/21/chartex" xmlns:cx3="http://schemas.microsoft.com/office/drawing/2016/5/9/chartex" xmlns:cx4="http://schemas.microsoft.com/office/drawing/2016/5/10/chartex" xmlns:cx5="http://schemas.microsoft.com/office/drawing/2016/5/11/chartex" xmlns:cx6="http://schemas.microsoft.com/office/drawing/2016/5/12/chartex" xmlns:cx7="http://schemas.microsoft.com/office/drawing/2016/5/13/chartex" xmlns:cx8="http://schemas.microsoft.com/office/drawing/2016/5/14/chartex" xmlns:mc="http://schemas.openxmlformats.org/markup-compatibility/2006" xmlns:aink="http://schemas.microsoft.com/office/drawing/2016/ink" xmlns:am3d="http://schemas.microsoft.com/office/drawing/2017/model3d" xmlns:o="urn:schemas-microsoft-com:office:office" xmlns:oel="http://schemas.microsoft.com/office/2019/extlst" xmlns:r="http://schemas.openxmlformats.org/officeDocument/2006/relationships" xmlns:m="http://schemas.openxmlformats.org/officeDocument/2006/math" xmlns:v="urn:schemas-microsoft-com:vml" xmlns:wp14="http://schemas.microsoft.com/office/word/2010/wordprocessingDrawing" xmlns:wp="http://schemas.openxmlformats.org/drawingml/2006/wordprocessingDrawing" xmlns:w10="urn:schemas-microsoft-com:office:word" xmlns:w="http://schemas.openxmlformats.org/wordprocessingml/2006/main" xmlns:w14="http://schemas.microsoft.com/office/word/2010/wordml" xmlns:w15="http://schemas.microsoft.com/office/word/2012/wordml" xmlns:w16cex="http://schemas.microsoft.com/office/word/2018/wordml/cex" xmlns:w16cid="http://schemas.microsoft.com/office/word/2016/wordml/cid" xmlns:w16="http://schemas.microsoft.com/office/word/2018/wordml" xmlns:w16sdtdh="http://schemas.microsoft.com/office/word/2020/wordml/sdtdatahash" xmlns:w16se="http://schemas.microsoft.com/office/word/2015/wordml/symex" xmlns:wpg="http://schemas.microsoft.com/office/word/2010/wordprocessingGroup" xmlns:wpi="http://schemas.microsoft.com/office/word/2010/wordprocessingInk" xmlns:wne="http://schemas.microsoft.com/office/word/2006/wordml" xmlns:wps="http://schemas.microsoft.com/office/word/2010/wordprocessingShape" mc:Ignorable="w14 w15 w16se w16cid w16 w16cex w16sdtdh wp14">
+  <w:abstractNum w:abstractNumId="0" w15:restartNumberingAfterBreak="0">
+    <w:nsid w:val="63311FB3"/>
+    <w:multiLevelType w:val="hybridMultilevel"/>
+    <w:tmpl w:val="8BDE694C"/>
+    <w:lvl w:ilvl="0" w:tplc="04090001">
+      <w:start w:val="1"/>
+      <w:numFmt w:val="bullet"/>
+      <w:lvlText w:val=""/>
+      <w:lvlJc w:val="left"/>
+      <w:pPr>
+        <w:ind w:left="720" w:hanging="360"/>
+      </w:pPr>
+      <w:rPr>
+        <w:rFonts w:ascii="Symbol" w:hAnsi="Symbol" w:hint="default"/>
+      </w:rPr>
+    </w:lvl>
+    <w:lvl w:ilvl="1" w:tplc="04090003" w:tentative="1">
+      <w:start w:val="1"/>
+      <w:numFmt w:val="bullet"/>
+      <w:lvlText w:val="o"/>
+      <w:lvlJc w:val="left"/>
+      <w:pPr>
+        <w:ind w:left="1440" w:hanging="360"/>
+      </w:pPr>
+      <w:rPr>
+        <w:rFonts w:ascii="Courier New" w:hAnsi="Courier New" w:cs="Courier New" w:hint="default"/>
+      </w:rPr>
+    </w:lvl>
+    <w:lvl w:ilvl="2" w:tplc="04090005" w:tentative="1">
+      <w:start w:val="1"/>
+      <w:numFmt w:val="bullet"/>
+      <w:lvlText w:val=""/>
+      <w:lvlJc w:val="left"/>
+      <w:pPr>
+        <w:ind w:left="2160" w:hanging="360"/>
+      </w:pPr>
+      <w:rPr>
+        <w:rFonts w:ascii="Wingdings" w:hAnsi="Wingdings" w:hint="default"/>
+      </w:rPr>
+    </w:lvl>
+    <w:lvl w:ilvl="3" w:tplc="04090001" w:tentative="1">
+      <w:start w:val="1"/>
+      <w:numFmt w:val="bullet"/>
+      <w:lvlText w:val=""/>
+      <w:lvlJc w:val="left"/>
+      <w:pPr>
+        <w:ind w:left="2880" w:hanging="360"/>
+      </w:pPr>
+      <w:rPr>
+        <w:rFonts w:ascii="Symbol" w:hAnsi="Symbol" w:hint="default"/>
+      </w:rPr>
+    </w:lvl>
+    <w:lvl w:ilvl="4" w:tplc="04090003" w:tentative="1">
+      <w:start w:val="1"/>
+      <w:numFmt w:val="bullet"/>
+      <w:lvlText w:val="o"/>
+      <w:lvlJc w:val="left"/>
+      <w:pPr>
+        <w:ind w:left="3600" w:hanging="360"/>
+      </w:pPr>
+      <w:rPr>
+        <w:rFonts w:ascii="Courier New" w:hAnsi="Courier New" w:cs="Courier New" w:hint="default"/>
+      </w:rPr>
+    </w:lvl>
+    <w:lvl w:ilvl="5" w:tplc="04090005" w:tentative="1">
+      <w:start w:val="1"/>
+      <w:numFmt w:val="bullet"/>
+      <w:lvlText w:val=""/>
+      <w:lvlJc w:val="left"/>
+      <w:pPr>
+        <w:ind w:left="4320" w:hanging="360"/>
+      </w:pPr>
+      <w:rPr>
+        <w:rFonts w:ascii="Wingdings" w:hAnsi="Wingdings" w:hint="default"/>
+      </w:rPr>
+    </w:lvl>
+    <w:lvl w:ilvl="6" w:tplc="04090001" w:tentative="1">
+      <w:start w:val="1"/>
+      <w:numFmt w:val="bullet"/>
+      <w:lvlText w:val=""/>
+      <w:lvlJc w:val="left"/>
+      <w:pPr>
+        <w:ind w:left="5040" w:hanging="360"/>
+      </w:pPr>
+      <w:rPr>
+        <w:rFonts w:ascii="Symbol" w:hAnsi="Symbol" w:hint="default"/>
+      </w:rPr>
+    </w:lvl>
+    <w:lvl w:ilvl="7" w:tplc="04090003" w:tentative="1">
+      <w:start w:val="1"/>
+      <w:numFmt w:val="bullet"/>
+      <w:lvlText w:val="o"/>
+      <w:lvlJc w:val="left"/>
+      <w:pPr>
+        <w:ind w:left="5760" w:hanging="360"/>
+      </w:pPr>
+      <w:rPr>
+        <w:rFonts w:ascii="Courier New" w:hAnsi="Courier New" w:cs="Courier New" w:hint="default"/>
+      </w:rPr>
+    </w:lvl>
+    <w:lvl w:ilvl="8" w:tplc="04090005" w:tentative="1">
+      <w:start w:val="1"/>
+      <w:numFmt w:val="bullet"/>
+      <w:lvlText w:val=""/>
+      <w:lvlJc w:val="left"/>
+      <w:pPr>
+        <w:ind w:left="6480" w:hanging="360"/>
+      </w:pPr>
+      <w:rPr>
+        <w:rFonts w:ascii="Wingdings" w:hAnsi="Wingdings" w:hint="default"/>
+      </w:rPr>
+    </w:lvl>
+  </w:abstractNum>
+  <w:num w:numId="1" w16cid:durableId="1817457489">
+    <w:abstractNumId w:val="0"/>
+  </w:num>
+</w:numbering>
 </file>
 
 <file path=word/styles.xml><?xml version="1.0" encoding="utf-8"?>
@@ -1309,7 +1973,657 @@
       <w:rFonts w:ascii="Courier New" w:hAnsi="Courier New" w:cs="Courier New"/>
     </w:rPr>
   </w:style>
+  <w:style w:type="paragraph" w:styleId="ListParagraph">
+    <w:name w:val="List Paragraph"/>
+    <w:basedOn w:val="Normal"/>
+    <w:uiPriority w:val="34"/>
+    <w:qFormat/>
+    <w:rsid w:val="007B78E1"/>
+    <w:pPr>
+      <w:ind w:left="720"/>
+      <w:contextualSpacing/>
+    </w:pPr>
+  </w:style>
 </w:styles>
+</file>
+
+<file path=word/glossary/document.xml><?xml version="1.0" encoding="utf-8"?>
+<w:glossaryDocument xmlns:wpc="http://schemas.microsoft.com/office/word/2010/wordprocessingCanvas" xmlns:cx="http://schemas.microsoft.com/office/drawing/2014/chartex" xmlns:cx1="http://schemas.microsoft.com/office/drawing/2015/9/8/chartex" xmlns:cx2="http://schemas.microsoft.com/office/drawing/2015/10/21/chartex" xmlns:cx3="http://schemas.microsoft.com/office/drawing/2016/5/9/chartex" xmlns:cx4="http://schemas.microsoft.com/office/drawing/2016/5/10/chartex" xmlns:cx5="http://schemas.microsoft.com/office/drawing/2016/5/11/chartex" xmlns:cx6="http://schemas.microsoft.com/office/drawing/2016/5/12/chartex" xmlns:cx7="http://schemas.microsoft.com/office/drawing/2016/5/13/chartex" xmlns:cx8="http://schemas.microsoft.com/office/drawing/2016/5/14/chartex" xmlns:mc="http://schemas.openxmlformats.org/markup-compatibility/2006" xmlns:aink="http://schemas.microsoft.com/office/drawing/2016/ink" xmlns:am3d="http://schemas.microsoft.com/office/drawing/2017/model3d" xmlns:o="urn:schemas-microsoft-com:office:office" xmlns:oel="http://schemas.microsoft.com/office/2019/extlst" xmlns:r="http://schemas.openxmlformats.org/officeDocument/2006/relationships" xmlns:m="http://schemas.openxmlformats.org/officeDocument/2006/math" xmlns:v="urn:schemas-microsoft-com:vml" xmlns:wp14="http://schemas.microsoft.com/office/word/2010/wordprocessingDrawing" xmlns:wp="http://schemas.openxmlformats.org/drawingml/2006/wordprocessingDrawing" xmlns:w10="urn:schemas-microsoft-com:office:word" xmlns:w="http://schemas.openxmlformats.org/wordprocessingml/2006/main" xmlns:w14="http://schemas.microsoft.com/office/word/2010/wordml" xmlns:w15="http://schemas.microsoft.com/office/word/2012/wordml" xmlns:w16cex="http://schemas.microsoft.com/office/word/2018/wordml/cex" xmlns:w16cid="http://schemas.microsoft.com/office/word/2016/wordml/cid" xmlns:w16="http://schemas.microsoft.com/office/word/2018/wordml" xmlns:w16sdtdh="http://schemas.microsoft.com/office/word/2020/wordml/sdtdatahash" xmlns:w16se="http://schemas.microsoft.com/office/word/2015/wordml/symex" xmlns:wpg="http://schemas.microsoft.com/office/word/2010/wordprocessingGroup" xmlns:wpi="http://schemas.microsoft.com/office/word/2010/wordprocessingInk" xmlns:wne="http://schemas.microsoft.com/office/word/2006/wordml" xmlns:wps="http://schemas.microsoft.com/office/word/2010/wordprocessingShape" mc:Ignorable="w14 w15 w16se w16cid w16 w16cex w16sdtdh wp14">
+  <w:docParts>
+    <w:docPart>
+      <w:docPartPr>
+        <w:name w:val="4D48F511928B43EDBEC280CF66F7A834"/>
+        <w:category>
+          <w:name w:val="General"/>
+          <w:gallery w:val="placeholder"/>
+        </w:category>
+        <w:types>
+          <w:type w:val="bbPlcHdr"/>
+        </w:types>
+        <w:behaviors>
+          <w:behavior w:val="content"/>
+        </w:behaviors>
+        <w:guid w:val="{9540EB45-ACF2-472C-869B-6BDF34048DB6}"/>
+      </w:docPartPr>
+      <w:docPartBody>
+        <w:p>
+          <w:pPr>
+            <w:pStyle w:val="4D48F511928B43EDBEC280CF66F7A834"/>
+          </w:pPr>
+          <w:r>
+            <w:rPr>
+              <w:rStyle w:val="PlaceholderText"/>
+            </w:rPr>
+            <w:t>Click here to enter text.</w:t>
+          </w:r>
+        </w:p>
+      </w:docPartBody>
+    </w:docPart>
+  </w:docParts>
+</w:glossaryDocument>
+</file>
+
+<file path=word/glossary/fontTable.xml><?xml version="1.0" encoding="utf-8"?>
+<w:fonts xmlns:mc="http://schemas.openxmlformats.org/markup-compatibility/2006" xmlns:r="http://schemas.openxmlformats.org/officeDocument/2006/relationships" xmlns:w="http://schemas.openxmlformats.org/wordprocessingml/2006/main" xmlns:w14="http://schemas.microsoft.com/office/word/2010/wordml" xmlns:w15="http://schemas.microsoft.com/office/word/2012/wordml" xmlns:w16cex="http://schemas.microsoft.com/office/word/2018/wordml/cex" xmlns:w16cid="http://schemas.microsoft.com/office/word/2016/wordml/cid" xmlns:w16="http://schemas.microsoft.com/office/word/2018/wordml" xmlns:w16sdtdh="http://schemas.microsoft.com/office/word/2020/wordml/sdtdatahash" xmlns:w16se="http://schemas.microsoft.com/office/word/2015/wordml/symex" mc:Ignorable="w14 w15 w16se w16cid w16 w16cex w16sdtdh">
+  <w:font w:name="Symbol">
+    <w:panose1 w:val="05050102010706020507"/>
+    <w:charset w:val="02"/>
+    <w:family w:val="roman"/>
+    <w:pitch w:val="variable"/>
+    <w:sig w:usb0="00000000" w:usb1="10000000" w:usb2="00000000" w:usb3="00000000" w:csb0="80000000" w:csb1="00000000"/>
+  </w:font>
+  <w:font w:name="Times New Roman">
+    <w:panose1 w:val="02020603050405020304"/>
+    <w:charset w:val="00"/>
+    <w:family w:val="roman"/>
+    <w:pitch w:val="variable"/>
+    <w:sig w:usb0="E0002EFF" w:usb1="C000785B" w:usb2="00000009" w:usb3="00000000" w:csb0="000001FF" w:csb1="00000000"/>
+  </w:font>
+  <w:font w:name="Courier New">
+    <w:panose1 w:val="02070309020205020404"/>
+    <w:charset w:val="00"/>
+    <w:family w:val="modern"/>
+    <w:pitch w:val="fixed"/>
+    <w:sig w:usb0="E0002EFF" w:usb1="C0007843" w:usb2="00000009" w:usb3="00000000" w:csb0="000001FF" w:csb1="00000000"/>
+  </w:font>
+  <w:font w:name="Wingdings">
+    <w:panose1 w:val="05000000000000000000"/>
+    <w:charset w:val="02"/>
+    <w:family w:val="auto"/>
+    <w:pitch w:val="variable"/>
+    <w:sig w:usb0="00000000" w:usb1="10000000" w:usb2="00000000" w:usb3="00000000" w:csb0="80000000" w:csb1="00000000"/>
+  </w:font>
+  <w:font w:name="Calibri">
+    <w:panose1 w:val="020F0502020204030204"/>
+    <w:charset w:val="00"/>
+    <w:family w:val="swiss"/>
+    <w:pitch w:val="variable"/>
+    <w:sig w:usb0="E4002EFF" w:usb1="C000247B" w:usb2="00000009" w:usb3="00000000" w:csb0="000001FF" w:csb1="00000000"/>
+  </w:font>
+  <w:font w:name="Tahoma">
+    <w:panose1 w:val="020B0604030504040204"/>
+    <w:charset w:val="00"/>
+    <w:family w:val="swiss"/>
+    <w:pitch w:val="variable"/>
+    <w:sig w:usb0="E1002EFF" w:usb1="C000605B" w:usb2="00000029" w:usb3="00000000" w:csb0="000101FF" w:csb1="00000000"/>
+  </w:font>
+  <w:font w:name="MS Gothic">
+    <w:altName w:val="ＭＳ ゴシック"/>
+    <w:panose1 w:val="020B0609070205080204"/>
+    <w:charset w:val="80"/>
+    <w:family w:val="modern"/>
+    <w:pitch w:val="fixed"/>
+    <w:sig w:usb0="E00002FF" w:usb1="6AC7FDFB" w:usb2="08000012" w:usb3="00000000" w:csb0="0002009F" w:csb1="00000000"/>
+  </w:font>
+  <w:font w:name="Cambria">
+    <w:panose1 w:val="02040503050406030204"/>
+    <w:charset w:val="00"/>
+    <w:family w:val="roman"/>
+    <w:pitch w:val="variable"/>
+    <w:sig w:usb0="E00006FF" w:usb1="420024FF" w:usb2="02000000" w:usb3="00000000" w:csb0="0000019F" w:csb1="00000000"/>
+  </w:font>
+  <w:font w:name="MS Mincho">
+    <w:altName w:val="ＭＳ 明朝"/>
+    <w:panose1 w:val="02020609040205080304"/>
+    <w:charset w:val="80"/>
+    <w:family w:val="modern"/>
+    <w:pitch w:val="fixed"/>
+    <w:sig w:usb0="E00002FF" w:usb1="6AC7FDFB" w:usb2="08000012" w:usb3="00000000" w:csb0="0002009F" w:csb1="00000000"/>
+  </w:font>
+  <w:font w:name="Yu Mincho">
+    <w:altName w:val="游明朝"/>
+    <w:panose1 w:val="02020400000000000000"/>
+    <w:charset w:val="80"/>
+    <w:family w:val="roman"/>
+    <w:pitch w:val="variable"/>
+    <w:sig w:usb0="800002E7" w:usb1="2AC7FCFF" w:usb2="00000012" w:usb3="00000000" w:csb0="0002009F" w:csb1="00000000"/>
+  </w:font>
+  <w:font w:name="Yu Gothic Light">
+    <w:altName w:val="游ゴシック Light"/>
+    <w:panose1 w:val="020B0300000000000000"/>
+    <w:charset w:val="80"/>
+    <w:family w:val="swiss"/>
+    <w:pitch w:val="variable"/>
+    <w:sig w:usb0="E00002FF" w:usb1="2AC7FDFF" w:usb2="00000016" w:usb3="00000000" w:csb0="0002009F" w:csb1="00000000"/>
+  </w:font>
+  <w:font w:name="Calibri Light">
+    <w:panose1 w:val="020F0302020204030204"/>
+    <w:charset w:val="00"/>
+    <w:family w:val="swiss"/>
+    <w:pitch w:val="variable"/>
+    <w:sig w:usb0="E4002EFF" w:usb1="C000247B" w:usb2="00000009" w:usb3="00000000" w:csb0="000001FF" w:csb1="00000000"/>
+  </w:font>
+</w:fonts>
+</file>
+
+<file path=word/glossary/settings.xml><?xml version="1.0" encoding="utf-8"?>
+<w:settings xmlns:mc="http://schemas.openxmlformats.org/markup-compatibility/2006" xmlns:o="urn:schemas-microsoft-com:office:office" xmlns:r="http://schemas.openxmlformats.org/officeDocument/2006/relationships" xmlns:m="http://schemas.openxmlformats.org/officeDocument/2006/math" xmlns:v="urn:schemas-microsoft-com:vml" xmlns:w10="urn:schemas-microsoft-com:office:word" xmlns:w="http://schemas.openxmlformats.org/wordprocessingml/2006/main" xmlns:w14="http://schemas.microsoft.com/office/word/2010/wordml" xmlns:w15="http://schemas.microsoft.com/office/word/2012/wordml" xmlns:w16cex="http://schemas.microsoft.com/office/word/2018/wordml/cex" xmlns:w16cid="http://schemas.microsoft.com/office/word/2016/wordml/cid" xmlns:w16="http://schemas.microsoft.com/office/word/2018/wordml" xmlns:w16sdtdh="http://schemas.microsoft.com/office/word/2020/wordml/sdtdatahash" xmlns:w16se="http://schemas.microsoft.com/office/word/2015/wordml/symex" xmlns:sl="http://schemas.openxmlformats.org/schemaLibrary/2006/main" mc:Ignorable="w14 w15 w16se w16cid w16 w16cex w16sdtdh">
+  <w:view w:val="normal"/>
+  <w:defaultTabStop w:val="720"/>
+  <w:characterSpacingControl w:val="doNotCompress"/>
+  <w:compat>
+    <w:useFELayout/>
+    <w:compatSetting w:name="compatibilityMode" w:uri="http://schemas.microsoft.com/office/word" w:val="15"/>
+    <w:compatSetting w:name="overrideTableStyleFontSizeAndJustification" w:uri="http://schemas.microsoft.com/office/word" w:val="1"/>
+    <w:compatSetting w:name="enableOpenTypeFeatures" w:uri="http://schemas.microsoft.com/office/word" w:val="1"/>
+    <w:compatSetting w:name="doNotFlipMirrorIndents" w:uri="http://schemas.microsoft.com/office/word" w:val="1"/>
+    <w:compatSetting w:name="differentiateMultirowTableHeaders" w:uri="http://schemas.microsoft.com/office/word" w:val="1"/>
+    <w:compatSetting w:name="useWord2013TrackBottomHyphenation" w:uri="http://schemas.microsoft.com/office/word" w:val="0"/>
+  </w:compat>
+  <w:rsids>
+    <w:rsidRoot w:val="005E6268"/>
+    <w:rsid w:val="00157F48"/>
+    <w:rsid w:val="002C153D"/>
+    <w:rsid w:val="0031501E"/>
+    <w:rsid w:val="004803CD"/>
+    <w:rsid w:val="00523AC1"/>
+    <w:rsid w:val="005A6976"/>
+    <w:rsid w:val="005D7406"/>
+    <w:rsid w:val="005E6268"/>
+    <w:rsid w:val="00726DD5"/>
+    <w:rsid w:val="008B77F4"/>
+    <w:rsid w:val="008D7065"/>
+    <w:rsid w:val="009513F3"/>
+    <w:rsid w:val="00A06B2F"/>
+    <w:rsid w:val="00B02C10"/>
+    <w:rsid w:val="00B157EB"/>
+    <w:rsid w:val="00B72385"/>
+    <w:rsid w:val="00BB5E1A"/>
+    <w:rsid w:val="00CC36AD"/>
+    <w:rsid w:val="00E72A15"/>
+    <w:rsid w:val="00EC264F"/>
+    <w:rsid w:val="00F707D6"/>
+    <w:rsid w:val="00FB2EEA"/>
+  </w:rsids>
+  <m:mathPr>
+    <m:mathFont m:val="Cambria Math"/>
+    <m:brkBin m:val="before"/>
+    <m:brkBinSub m:val="--"/>
+    <m:smallFrac m:val="0"/>
+    <m:dispDef/>
+    <m:lMargin m:val="0"/>
+    <m:rMargin m:val="0"/>
+    <m:defJc m:val="centerGroup"/>
+    <m:wrapIndent m:val="1440"/>
+    <m:intLim m:val="subSup"/>
+    <m:naryLim m:val="undOvr"/>
+  </m:mathPr>
+  <w:themeFontLang w:val="en-US" w:eastAsia="ja-JP"/>
+  <w:clrSchemeMapping w:bg1="light1" w:t1="dark1" w:bg2="light2" w:t2="dark2" w:accent1="accent1" w:accent2="accent2" w:accent3="accent3" w:accent4="accent4" w:accent5="accent5" w:accent6="accent6" w:hyperlink="hyperlink" w:followedHyperlink="followedHyperlink"/>
+  <w:decimalSymbol w:val="."/>
+  <w:listSeparator w:val=","/>
+  <w15:chartTrackingRefBased/>
+</w:settings>
+</file>
+
+<file path=word/glossary/styles.xml><?xml version="1.0" encoding="utf-8"?>
+<w:styles xmlns:mc="http://schemas.openxmlformats.org/markup-compatibility/2006" xmlns:r="http://schemas.openxmlformats.org/officeDocument/2006/relationships" xmlns:w="http://schemas.openxmlformats.org/wordprocessingml/2006/main" xmlns:w14="http://schemas.microsoft.com/office/word/2010/wordml" xmlns:w15="http://schemas.microsoft.com/office/word/2012/wordml" xmlns:w16cex="http://schemas.microsoft.com/office/word/2018/wordml/cex" xmlns:w16cid="http://schemas.microsoft.com/office/word/2016/wordml/cid" xmlns:w16="http://schemas.microsoft.com/office/word/2018/wordml" xmlns:w16sdtdh="http://schemas.microsoft.com/office/word/2020/wordml/sdtdatahash" xmlns:w16se="http://schemas.microsoft.com/office/word/2015/wordml/symex" mc:Ignorable="w14 w15 w16se w16cid w16 w16cex w16sdtdh">
+  <w:docDefaults>
+    <w:rPrDefault>
+      <w:rPr>
+        <w:rFonts w:asciiTheme="minorHAnsi" w:eastAsiaTheme="minorEastAsia" w:hAnsiTheme="minorHAnsi" w:cstheme="minorBidi"/>
+        <w:sz w:val="22"/>
+        <w:szCs w:val="22"/>
+        <w:lang w:val="en-US" w:eastAsia="ja-JP" w:bidi="ar-SA"/>
+      </w:rPr>
+    </w:rPrDefault>
+    <w:pPrDefault>
+      <w:pPr>
+        <w:spacing w:after="160" w:line="259" w:lineRule="auto"/>
+      </w:pPr>
+    </w:pPrDefault>
+  </w:docDefaults>
+  <w:latentStyles w:defLockedState="0" w:defUIPriority="99" w:defSemiHidden="0" w:defUnhideWhenUsed="0" w:defQFormat="0" w:count="376">
+    <w:lsdException w:name="Normal" w:uiPriority="0" w:qFormat="1"/>
+    <w:lsdException w:name="heading 1" w:uiPriority="9" w:qFormat="1"/>
+    <w:lsdException w:name="heading 2" w:semiHidden="1" w:uiPriority="9" w:unhideWhenUsed="1" w:qFormat="1"/>
+    <w:lsdException w:name="heading 3" w:semiHidden="1" w:uiPriority="9" w:unhideWhenUsed="1" w:qFormat="1"/>
+    <w:lsdException w:name="heading 4" w:semiHidden="1" w:uiPriority="9" w:unhideWhenUsed="1" w:qFormat="1"/>
+    <w:lsdException w:name="heading 5" w:semiHidden="1" w:uiPriority="9" w:unhideWhenUsed="1" w:qFormat="1"/>
+    <w:lsdException w:name="heading 6" w:semiHidden="1" w:uiPriority="9" w:unhideWhenUsed="1" w:qFormat="1"/>
+    <w:lsdException w:name="heading 7" w:semiHidden="1" w:uiPriority="9" w:unhideWhenUsed="1" w:qFormat="1"/>
+    <w:lsdException w:name="heading 8" w:semiHidden="1" w:uiPriority="9" w:unhideWhenUsed="1" w:qFormat="1"/>
+    <w:lsdException w:name="heading 9" w:semiHidden="1" w:uiPriority="9" w:unhideWhenUsed="1" w:qFormat="1"/>
+    <w:lsdException w:name="index 1" w:semiHidden="1" w:unhideWhenUsed="1"/>
+    <w:lsdException w:name="index 2" w:semiHidden="1" w:unhideWhenUsed="1"/>
+    <w:lsdException w:name="index 3" w:semiHidden="1" w:unhideWhenUsed="1"/>
+    <w:lsdException w:name="index 4" w:semiHidden="1" w:unhideWhenUsed="1"/>
+    <w:lsdException w:name="index 5" w:semiHidden="1" w:unhideWhenUsed="1"/>
+    <w:lsdException w:name="index 6" w:semiHidden="1" w:unhideWhenUsed="1"/>
+    <w:lsdException w:name="index 7" w:semiHidden="1" w:unhideWhenUsed="1"/>
+    <w:lsdException w:name="index 8" w:semiHidden="1" w:unhideWhenUsed="1"/>
+    <w:lsdException w:name="index 9" w:semiHidden="1" w:unhideWhenUsed="1"/>
+    <w:lsdException w:name="toc 1" w:semiHidden="1" w:uiPriority="39" w:unhideWhenUsed="1"/>
+    <w:lsdException w:name="toc 2" w:semiHidden="1" w:uiPriority="39" w:unhideWhenUsed="1"/>
+    <w:lsdException w:name="toc 3" w:semiHidden="1" w:uiPriority="39" w:unhideWhenUsed="1"/>
+    <w:lsdException w:name="toc 4" w:semiHidden="1" w:uiPriority="39" w:unhideWhenUsed="1"/>
+    <w:lsdException w:name="toc 5" w:semiHidden="1" w:uiPriority="39" w:unhideWhenUsed="1"/>
+    <w:lsdException w:name="toc 6" w:semiHidden="1" w:uiPriority="39" w:unhideWhenUsed="1"/>
+    <w:lsdException w:name="toc 7" w:semiHidden="1" w:uiPriority="39" w:unhideWhenUsed="1"/>
+    <w:lsdException w:name="toc 8" w:semiHidden="1" w:uiPriority="39" w:unhideWhenUsed="1"/>
+    <w:lsdException w:name="toc 9" w:semiHidden="1" w:uiPriority="39" w:unhideWhenUsed="1"/>
+    <w:lsdException w:name="Normal Indent" w:semiHidden="1" w:unhideWhenUsed="1"/>
+    <w:lsdException w:name="footnote text" w:semiHidden="1" w:unhideWhenUsed="1"/>
+    <w:lsdException w:name="annotation text" w:semiHidden="1" w:unhideWhenUsed="1"/>
+    <w:lsdException w:name="header" w:semiHidden="1" w:unhideWhenUsed="1"/>
+    <w:lsdException w:name="footer" w:semiHidden="1" w:unhideWhenUsed="1"/>
+    <w:lsdException w:name="index heading" w:semiHidden="1" w:unhideWhenUsed="1"/>
+    <w:lsdException w:name="caption" w:semiHidden="1" w:uiPriority="35" w:unhideWhenUsed="1" w:qFormat="1"/>
+    <w:lsdException w:name="table of figures" w:semiHidden="1" w:unhideWhenUsed="1"/>
+    <w:lsdException w:name="envelope address" w:semiHidden="1" w:unhideWhenUsed="1"/>
+    <w:lsdException w:name="envelope return" w:semiHidden="1" w:unhideWhenUsed="1"/>
+    <w:lsdException w:name="footnote reference" w:semiHidden="1" w:unhideWhenUsed="1"/>
+    <w:lsdException w:name="annotation reference" w:semiHidden="1" w:unhideWhenUsed="1"/>
+    <w:lsdException w:name="line number" w:semiHidden="1" w:unhideWhenUsed="1"/>
+    <w:lsdException w:name="page number" w:semiHidden="1" w:unhideWhenUsed="1"/>
+    <w:lsdException w:name="endnote reference" w:semiHidden="1" w:unhideWhenUsed="1"/>
+    <w:lsdException w:name="endnote text" w:semiHidden="1" w:unhideWhenUsed="1"/>
+    <w:lsdException w:name="table of authorities" w:semiHidden="1" w:unhideWhenUsed="1"/>
+    <w:lsdException w:name="macro" w:semiHidden="1" w:unhideWhenUsed="1"/>
+    <w:lsdException w:name="toa heading" w:semiHidden="1" w:unhideWhenUsed="1"/>
+    <w:lsdException w:name="List" w:semiHidden="1" w:unhideWhenUsed="1"/>
+    <w:lsdException w:name="List Bullet" w:semiHidden="1" w:unhideWhenUsed="1"/>
+    <w:lsdException w:name="List Number" w:semiHidden="1" w:unhideWhenUsed="1"/>
+    <w:lsdException w:name="List 2" w:semiHidden="1" w:unhideWhenUsed="1"/>
+    <w:lsdException w:name="List 3" w:semiHidden="1" w:unhideWhenUsed="1"/>
+    <w:lsdException w:name="List 4" w:semiHidden="1" w:unhideWhenUsed="1"/>
+    <w:lsdException w:name="List 5" w:semiHidden="1" w:unhideWhenUsed="1"/>
+    <w:lsdException w:name="List Bullet 2" w:semiHidden="1" w:unhideWhenUsed="1"/>
+    <w:lsdException w:name="List Bullet 3" w:semiHidden="1" w:unhideWhenUsed="1"/>
+    <w:lsdException w:name="List Bullet 4" w:semiHidden="1" w:unhideWhenUsed="1"/>
+    <w:lsdException w:name="List Bullet 5" w:semiHidden="1" w:unhideWhenUsed="1"/>
+    <w:lsdException w:name="List Number 2" w:semiHidden="1" w:unhideWhenUsed="1"/>
+    <w:lsdException w:name="List Number 3" w:semiHidden="1" w:unhideWhenUsed="1"/>
+    <w:lsdException w:name="List Number 4" w:semiHidden="1" w:unhideWhenUsed="1"/>
+    <w:lsdException w:name="List Number 5" w:semiHidden="1" w:unhideWhenUsed="1"/>
+    <w:lsdException w:name="Title" w:uiPriority="10" w:qFormat="1"/>
+    <w:lsdException w:name="Closing" w:semiHidden="1" w:unhideWhenUsed="1"/>
+    <w:lsdException w:name="Signature" w:semiHidden="1" w:unhideWhenUsed="1"/>
+    <w:lsdException w:name="Default Paragraph Font" w:semiHidden="1" w:uiPriority="1" w:unhideWhenUsed="1"/>
+    <w:lsdException w:name="Body Text" w:semiHidden="1" w:unhideWhenUsed="1"/>
+    <w:lsdException w:name="Body Text Indent" w:semiHidden="1" w:unhideWhenUsed="1"/>
+    <w:lsdException w:name="List Continue" w:semiHidden="1" w:unhideWhenUsed="1"/>
+    <w:lsdException w:name="List Continue 2" w:semiHidden="1" w:unhideWhenUsed="1"/>
+    <w:lsdException w:name="List Continue 3" w:semiHidden="1" w:unhideWhenUsed="1"/>
+    <w:lsdException w:name="List Continue 4" w:semiHidden="1" w:unhideWhenUsed="1"/>
+    <w:lsdException w:name="List Continue 5" w:semiHidden="1" w:unhideWhenUsed="1"/>
+    <w:lsdException w:name="Message Header" w:semiHidden="1" w:unhideWhenUsed="1"/>
+    <w:lsdException w:name="Subtitle" w:uiPriority="11" w:qFormat="1"/>
+    <w:lsdException w:name="Salutation" w:semiHidden="1" w:unhideWhenUsed="1"/>
+    <w:lsdException w:name="Date" w:semiHidden="1" w:unhideWhenUsed="1"/>
+    <w:lsdException w:name="Body Text First Indent" w:semiHidden="1" w:unhideWhenUsed="1"/>
+    <w:lsdException w:name="Body Text First Indent 2" w:semiHidden="1" w:unhideWhenUsed="1"/>
+    <w:lsdException w:name="Note Heading" w:semiHidden="1" w:unhideWhenUsed="1"/>
+    <w:lsdException w:name="Body Text 2" w:semiHidden="1" w:unhideWhenUsed="1"/>
+    <w:lsdException w:name="Body Text 3" w:semiHidden="1" w:unhideWhenUsed="1"/>
+    <w:lsdException w:name="Body Text Indent 2" w:semiHidden="1" w:unhideWhenUsed="1"/>
+    <w:lsdException w:name="Body Text Indent 3" w:semiHidden="1" w:unhideWhenUsed="1"/>
+    <w:lsdException w:name="Block Text" w:semiHidden="1" w:unhideWhenUsed="1"/>
+    <w:lsdException w:name="Hyperlink" w:semiHidden="1" w:unhideWhenUsed="1"/>
+    <w:lsdException w:name="FollowedHyperlink" w:semiHidden="1" w:unhideWhenUsed="1"/>
+    <w:lsdException w:name="Strong" w:uiPriority="22" w:qFormat="1"/>
+    <w:lsdException w:name="Emphasis" w:uiPriority="20" w:qFormat="1"/>
+    <w:lsdException w:name="Document Map" w:semiHidden="1" w:unhideWhenUsed="1"/>
+    <w:lsdException w:name="Plain Text" w:semiHidden="1" w:unhideWhenUsed="1"/>
+    <w:lsdException w:name="E-mail Signature" w:semiHidden="1" w:unhideWhenUsed="1"/>
+    <w:lsdException w:name="HTML Top of Form" w:semiHidden="1" w:unhideWhenUsed="1"/>
+    <w:lsdException w:name="HTML Bottom of Form" w:semiHidden="1" w:unhideWhenUsed="1"/>
+    <w:lsdException w:name="Normal (Web)" w:semiHidden="1" w:unhideWhenUsed="1"/>
+    <w:lsdException w:name="HTML Acronym" w:semiHidden="1" w:unhideWhenUsed="1"/>
+    <w:lsdException w:name="HTML Address" w:semiHidden="1" w:unhideWhenUsed="1"/>
+    <w:lsdException w:name="HTML Cite" w:semiHidden="1" w:unhideWhenUsed="1"/>
+    <w:lsdException w:name="HTML Code" w:semiHidden="1" w:unhideWhenUsed="1"/>
+    <w:lsdException w:name="HTML Definition" w:semiHidden="1" w:unhideWhenUsed="1"/>
+    <w:lsdException w:name="HTML Keyboard" w:semiHidden="1" w:unhideWhenUsed="1"/>
+    <w:lsdException w:name="HTML Preformatted" w:semiHidden="1" w:unhideWhenUsed="1"/>
+    <w:lsdException w:name="HTML Sample" w:semiHidden="1" w:unhideWhenUsed="1"/>
+    <w:lsdException w:name="HTML Typewriter" w:semiHidden="1" w:unhideWhenUsed="1"/>
+    <w:lsdException w:name="HTML Variable" w:semiHidden="1" w:unhideWhenUsed="1"/>
+    <w:lsdException w:name="Normal Table" w:semiHidden="1" w:unhideWhenUsed="1"/>
+    <w:lsdException w:name="annotation subject" w:semiHidden="1" w:unhideWhenUsed="1"/>
+    <w:lsdException w:name="No List" w:semiHidden="1" w:unhideWhenUsed="1"/>
+    <w:lsdException w:name="Outline List 1" w:semiHidden="1" w:unhideWhenUsed="1"/>
+    <w:lsdException w:name="Outline List 2" w:semiHidden="1" w:unhideWhenUsed="1"/>
+    <w:lsdException w:name="Outline List 3" w:semiHidden="1" w:unhideWhenUsed="1"/>
+    <w:lsdException w:name="Table Simple 1" w:semiHidden="1" w:unhideWhenUsed="1"/>
+    <w:lsdException w:name="Table Simple 2" w:semiHidden="1" w:unhideWhenUsed="1"/>
+    <w:lsdException w:name="Table Simple 3" w:semiHidden="1" w:unhideWhenUsed="1"/>
+    <w:lsdException w:name="Table Classic 1" w:semiHidden="1" w:unhideWhenUsed="1"/>
+    <w:lsdException w:name="Table Classic 2" w:semiHidden="1" w:unhideWhenUsed="1"/>
+    <w:lsdException w:name="Table Classic 3" w:semiHidden="1" w:unhideWhenUsed="1"/>
+    <w:lsdException w:name="Table Classic 4" w:semiHidden="1" w:unhideWhenUsed="1"/>
+    <w:lsdException w:name="Table Colorful 1" w:semiHidden="1" w:unhideWhenUsed="1"/>
+    <w:lsdException w:name="Table Colorful 2" w:semiHidden="1" w:unhideWhenUsed="1"/>
+    <w:lsdException w:name="Table Colorful 3" w:semiHidden="1" w:unhideWhenUsed="1"/>
+    <w:lsdException w:name="Table Columns 1" w:semiHidden="1" w:unhideWhenUsed="1"/>
+    <w:lsdException w:name="Table Columns 2" w:semiHidden="1" w:unhideWhenUsed="1"/>
+    <w:lsdException w:name="Table Columns 3" w:semiHidden="1" w:unhideWhenUsed="1"/>
+    <w:lsdException w:name="Table Columns 4" w:semiHidden="1" w:unhideWhenUsed="1"/>
+    <w:lsdException w:name="Table Columns 5" w:semiHidden="1" w:unhideWhenUsed="1"/>
+    <w:lsdException w:name="Table Grid 1" w:semiHidden="1" w:unhideWhenUsed="1"/>
+    <w:lsdException w:name="Table Grid 2" w:semiHidden="1" w:unhideWhenUsed="1"/>
+    <w:lsdException w:name="Table Grid 3" w:semiHidden="1" w:unhideWhenUsed="1"/>
+    <w:lsdException w:name="Table Grid 4" w:semiHidden="1" w:unhideWhenUsed="1"/>
+    <w:lsdException w:name="Table Grid 5" w:semiHidden="1" w:unhideWhenUsed="1"/>
+    <w:lsdException w:name="Table Grid 6" w:semiHidden="1" w:unhideWhenUsed="1"/>
+    <w:lsdException w:name="Table Grid 7" w:semiHidden="1" w:unhideWhenUsed="1"/>
+    <w:lsdException w:name="Table Grid 8" w:semiHidden="1" w:unhideWhenUsed="1"/>
+    <w:lsdException w:name="Table List 1" w:semiHidden="1" w:unhideWhenUsed="1"/>
+    <w:lsdException w:name="Table List 2" w:semiHidden="1" w:unhideWhenUsed="1"/>
+    <w:lsdException w:name="Table List 3" w:semiHidden="1" w:unhideWhenUsed="1"/>
+    <w:lsdException w:name="Table List 4" w:semiHidden="1" w:unhideWhenUsed="1"/>
+    <w:lsdException w:name="Table List 5" w:semiHidden="1" w:unhideWhenUsed="1"/>
+    <w:lsdException w:name="Table List 6" w:semiHidden="1" w:unhideWhenUsed="1"/>
+    <w:lsdException w:name="Table List 7" w:semiHidden="1" w:unhideWhenUsed="1"/>
+    <w:lsdException w:name="Table List 8" w:semiHidden="1" w:unhideWhenUsed="1"/>
+    <w:lsdException w:name="Table 3D effects 1" w:semiHidden="1" w:unhideWhenUsed="1"/>
+    <w:lsdException w:name="Table 3D effects 2" w:semiHidden="1" w:unhideWhenUsed="1"/>
+    <w:lsdException w:name="Table 3D effects 3" w:semiHidden="1" w:unhideWhenUsed="1"/>
+    <w:lsdException w:name="Table Contemporary" w:semiHidden="1" w:unhideWhenUsed="1"/>
+    <w:lsdException w:name="Table Elegant" w:semiHidden="1" w:unhideWhenUsed="1"/>
+    <w:lsdException w:name="Table Professional" w:semiHidden="1" w:unhideWhenUsed="1"/>
+    <w:lsdException w:name="Table Subtle 1" w:semiHidden="1" w:unhideWhenUsed="1"/>
+    <w:lsdException w:name="Table Subtle 2" w:semiHidden="1" w:unhideWhenUsed="1"/>
+    <w:lsdException w:name="Table Web 1" w:semiHidden="1" w:unhideWhenUsed="1"/>
+    <w:lsdException w:name="Table Web 2" w:semiHidden="1" w:unhideWhenUsed="1"/>
+    <w:lsdException w:name="Table Web 3" w:semiHidden="1" w:unhideWhenUsed="1"/>
+    <w:lsdException w:name="Balloon Text" w:semiHidden="1" w:unhideWhenUsed="1"/>
+    <w:lsdException w:name="Table Grid" w:uiPriority="39"/>
+    <w:lsdException w:name="Table Theme" w:semiHidden="1" w:unhideWhenUsed="1"/>
+    <w:lsdException w:name="Placeholder Text" w:semiHidden="1"/>
+    <w:lsdException w:name="No Spacing" w:uiPriority="1" w:qFormat="1"/>
+    <w:lsdException w:name="Light Shading" w:uiPriority="60"/>
+    <w:lsdException w:name="Light List" w:uiPriority="61"/>
+    <w:lsdException w:name="Light Grid" w:uiPriority="62"/>
+    <w:lsdException w:name="Medium Shading 1" w:uiPriority="63"/>
+    <w:lsdException w:name="Medium Shading 2" w:uiPriority="64"/>
+    <w:lsdException w:name="Medium List 1" w:uiPriority="65"/>
+    <w:lsdException w:name="Medium List 2" w:uiPriority="66"/>
+    <w:lsdException w:name="Medium Grid 1" w:uiPriority="67"/>
+    <w:lsdException w:name="Medium Grid 2" w:uiPriority="68"/>
+    <w:lsdException w:name="Medium Grid 3" w:uiPriority="69"/>
+    <w:lsdException w:name="Dark List" w:uiPriority="70"/>
+    <w:lsdException w:name="Colorful Shading" w:uiPriority="71"/>
+    <w:lsdException w:name="Colorful List" w:uiPriority="72"/>
+    <w:lsdException w:name="Colorful Grid" w:uiPriority="73"/>
+    <w:lsdException w:name="Light Shading Accent 1" w:uiPriority="60"/>
+    <w:lsdException w:name="Light List Accent 1" w:uiPriority="61"/>
+    <w:lsdException w:name="Light Grid Accent 1" w:uiPriority="62"/>
+    <w:lsdException w:name="Medium Shading 1 Accent 1" w:uiPriority="63"/>
+    <w:lsdException w:name="Medium Shading 2 Accent 1" w:uiPriority="64"/>
+    <w:lsdException w:name="Medium List 1 Accent 1" w:uiPriority="65"/>
+    <w:lsdException w:name="Revision" w:semiHidden="1"/>
+    <w:lsdException w:name="List Paragraph" w:uiPriority="34" w:qFormat="1"/>
+    <w:lsdException w:name="Quote" w:uiPriority="29" w:qFormat="1"/>
+    <w:lsdException w:name="Intense Quote" w:uiPriority="30" w:qFormat="1"/>
+    <w:lsdException w:name="Medium List 2 Accent 1" w:uiPriority="66"/>
+    <w:lsdException w:name="Medium Grid 1 Accent 1" w:uiPriority="67"/>
+    <w:lsdException w:name="Medium Grid 2 Accent 1" w:uiPriority="68"/>
+    <w:lsdException w:name="Medium Grid 3 Accent 1" w:uiPriority="69"/>
+    <w:lsdException w:name="Dark List Accent 1" w:uiPriority="70"/>
+    <w:lsdException w:name="Colorful Shading Accent 1" w:uiPriority="71"/>
+    <w:lsdException w:name="Colorful List Accent 1" w:uiPriority="72"/>
+    <w:lsdException w:name="Colorful Grid Accent 1" w:uiPriority="73"/>
+    <w:lsdException w:name="Light Shading Accent 2" w:uiPriority="60"/>
+    <w:lsdException w:name="Light List Accent 2" w:uiPriority="61"/>
+    <w:lsdException w:name="Light Grid Accent 2" w:uiPriority="62"/>
+    <w:lsdException w:name="Medium Shading 1 Accent 2" w:uiPriority="63"/>
+    <w:lsdException w:name="Medium Shading 2 Accent 2" w:uiPriority="64"/>
+    <w:lsdException w:name="Medium List 1 Accent 2" w:uiPriority="65"/>
+    <w:lsdException w:name="Medium List 2 Accent 2" w:uiPriority="66"/>
+    <w:lsdException w:name="Medium Grid 1 Accent 2" w:uiPriority="67"/>
+    <w:lsdException w:name="Medium Grid 2 Accent 2" w:uiPriority="68"/>
+    <w:lsdException w:name="Medium Grid 3 Accent 2" w:uiPriority="69"/>
+    <w:lsdException w:name="Dark List Accent 2" w:uiPriority="70"/>
+    <w:lsdException w:name="Colorful Shading Accent 2" w:uiPriority="71"/>
+    <w:lsdException w:name="Colorful List Accent 2" w:uiPriority="72"/>
+    <w:lsdException w:name="Colorful Grid Accent 2" w:uiPriority="73"/>
+    <w:lsdException w:name="Light Shading Accent 3" w:uiPriority="60"/>
+    <w:lsdException w:name="Light List Accent 3" w:uiPriority="61"/>
+    <w:lsdException w:name="Light Grid Accent 3" w:uiPriority="62"/>
+    <w:lsdException w:name="Medium Shading 1 Accent 3" w:uiPriority="63"/>
+    <w:lsdException w:name="Medium Shading 2 Accent 3" w:uiPriority="64"/>
+    <w:lsdException w:name="Medium List 1 Accent 3" w:uiPriority="65"/>
+    <w:lsdException w:name="Medium List 2 Accent 3" w:uiPriority="66"/>
+    <w:lsdException w:name="Medium Grid 1 Accent 3" w:uiPriority="67"/>
+    <w:lsdException w:name="Medium Grid 2 Accent 3" w:uiPriority="68"/>
+    <w:lsdException w:name="Medium Grid 3 Accent 3" w:uiPriority="69"/>
+    <w:lsdException w:name="Dark List Accent 3" w:uiPriority="70"/>
+    <w:lsdException w:name="Colorful Shading Accent 3" w:uiPriority="71"/>
+    <w:lsdException w:name="Colorful List Accent 3" w:uiPriority="72"/>
+    <w:lsdException w:name="Colorful Grid Accent 3" w:uiPriority="73"/>
+    <w:lsdException w:name="Light Shading Accent 4" w:uiPriority="60"/>
+    <w:lsdException w:name="Light List Accent 4" w:uiPriority="61"/>
+    <w:lsdException w:name="Light Grid Accent 4" w:uiPriority="62"/>
+    <w:lsdException w:name="Medium Shading 1 Accent 4" w:uiPriority="63"/>
+    <w:lsdException w:name="Medium Shading 2 Accent 4" w:uiPriority="64"/>
+    <w:lsdException w:name="Medium List 1 Accent 4" w:uiPriority="65"/>
+    <w:lsdException w:name="Medium List 2 Accent 4" w:uiPriority="66"/>
+    <w:lsdException w:name="Medium Grid 1 Accent 4" w:uiPriority="67"/>
+    <w:lsdException w:name="Medium Grid 2 Accent 4" w:uiPriority="68"/>
+    <w:lsdException w:name="Medium Grid 3 Accent 4" w:uiPriority="69"/>
+    <w:lsdException w:name="Dark List Accent 4" w:uiPriority="70"/>
+    <w:lsdException w:name="Colorful Shading Accent 4" w:uiPriority="71"/>
+    <w:lsdException w:name="Colorful List Accent 4" w:uiPriority="72"/>
+    <w:lsdException w:name="Colorful Grid Accent 4" w:uiPriority="73"/>
+    <w:lsdException w:name="Light Shading Accent 5" w:uiPriority="60"/>
+    <w:lsdException w:name="Light List Accent 5" w:uiPriority="61"/>
+    <w:lsdException w:name="Light Grid Accent 5" w:uiPriority="62"/>
+    <w:lsdException w:name="Medium Shading 1 Accent 5" w:uiPriority="63"/>
+    <w:lsdException w:name="Medium Shading 2 Accent 5" w:uiPriority="64"/>
+    <w:lsdException w:name="Medium List 1 Accent 5" w:uiPriority="65"/>
+    <w:lsdException w:name="Medium List 2 Accent 5" w:uiPriority="66"/>
+    <w:lsdException w:name="Medium Grid 1 Accent 5" w:uiPriority="67"/>
+    <w:lsdException w:name="Medium Grid 2 Accent 5" w:uiPriority="68"/>
+    <w:lsdException w:name="Medium Grid 3 Accent 5" w:uiPriority="69"/>
+    <w:lsdException w:name="Dark List Accent 5" w:uiPriority="70"/>
+    <w:lsdException w:name="Colorful Shading Accent 5" w:uiPriority="71"/>
+    <w:lsdException w:name="Colorful List Accent 5" w:uiPriority="72"/>
+    <w:lsdException w:name="Colorful Grid Accent 5" w:uiPriority="73"/>
+    <w:lsdException w:name="Light Shading Accent 6" w:uiPriority="60"/>
+    <w:lsdException w:name="Light List Accent 6" w:uiPriority="61"/>
+    <w:lsdException w:name="Light Grid Accent 6" w:uiPriority="62"/>
+    <w:lsdException w:name="Medium Shading 1 Accent 6" w:uiPriority="63"/>
+    <w:lsdException w:name="Medium Shading 2 Accent 6" w:uiPriority="64"/>
+    <w:lsdException w:name="Medium List 1 Accent 6" w:uiPriority="65"/>
+    <w:lsdException w:name="Medium List 2 Accent 6" w:uiPriority="66"/>
+    <w:lsdException w:name="Medium Grid 1 Accent 6" w:uiPriority="67"/>
+    <w:lsdException w:name="Medium Grid 2 Accent 6" w:uiPriority="68"/>
+    <w:lsdException w:name="Medium Grid 3 Accent 6" w:uiPriority="69"/>
+    <w:lsdException w:name="Dark List Accent 6" w:uiPriority="70"/>
+    <w:lsdException w:name="Colorful Shading Accent 6" w:uiPriority="71"/>
+    <w:lsdException w:name="Colorful List Accent 6" w:uiPriority="72"/>
+    <w:lsdException w:name="Colorful Grid Accent 6" w:uiPriority="73"/>
+    <w:lsdException w:name="Subtle Emphasis" w:uiPriority="19" w:qFormat="1"/>
+    <w:lsdException w:name="Intense Emphasis" w:uiPriority="21" w:qFormat="1"/>
+    <w:lsdException w:name="Subtle Reference" w:uiPriority="31" w:qFormat="1"/>
+    <w:lsdException w:name="Intense Reference" w:uiPriority="32" w:qFormat="1"/>
+    <w:lsdException w:name="Book Title" w:uiPriority="33" w:qFormat="1"/>
+    <w:lsdException w:name="Bibliography" w:semiHidden="1" w:uiPriority="37" w:unhideWhenUsed="1"/>
+    <w:lsdException w:name="TOC Heading" w:semiHidden="1" w:uiPriority="39" w:unhideWhenUsed="1" w:qFormat="1"/>
+    <w:lsdException w:name="Plain Table 1" w:uiPriority="41"/>
+    <w:lsdException w:name="Plain Table 2" w:uiPriority="42"/>
+    <w:lsdException w:name="Plain Table 3" w:uiPriority="43"/>
+    <w:lsdException w:name="Plain Table 4" w:uiPriority="44"/>
+    <w:lsdException w:name="Plain Table 5" w:uiPriority="45"/>
+    <w:lsdException w:name="Grid Table Light" w:uiPriority="40"/>
+    <w:lsdException w:name="Grid Table 1 Light" w:uiPriority="46"/>
+    <w:lsdException w:name="Grid Table 2" w:uiPriority="47"/>
+    <w:lsdException w:name="Grid Table 3" w:uiPriority="48"/>
+    <w:lsdException w:name="Grid Table 4" w:uiPriority="49"/>
+    <w:lsdException w:name="Grid Table 5 Dark" w:uiPriority="50"/>
+    <w:lsdException w:name="Grid Table 6 Colorful" w:uiPriority="51"/>
+    <w:lsdException w:name="Grid Table 7 Colorful" w:uiPriority="52"/>
+    <w:lsdException w:name="Grid Table 1 Light Accent 1" w:uiPriority="46"/>
+    <w:lsdException w:name="Grid Table 2 Accent 1" w:uiPriority="47"/>
+    <w:lsdException w:name="Grid Table 3 Accent 1" w:uiPriority="48"/>
+    <w:lsdException w:name="Grid Table 4 Accent 1" w:uiPriority="49"/>
+    <w:lsdException w:name="Grid Table 5 Dark Accent 1" w:uiPriority="50"/>
+    <w:lsdException w:name="Grid Table 6 Colorful Accent 1" w:uiPriority="51"/>
+    <w:lsdException w:name="Grid Table 7 Colorful Accent 1" w:uiPriority="52"/>
+    <w:lsdException w:name="Grid Table 1 Light Accent 2" w:uiPriority="46"/>
+    <w:lsdException w:name="Grid Table 2 Accent 2" w:uiPriority="47"/>
+    <w:lsdException w:name="Grid Table 3 Accent 2" w:uiPriority="48"/>
+    <w:lsdException w:name="Grid Table 4 Accent 2" w:uiPriority="49"/>
+    <w:lsdException w:name="Grid Table 5 Dark Accent 2" w:uiPriority="50"/>
+    <w:lsdException w:name="Grid Table 6 Colorful Accent 2" w:uiPriority="51"/>
+    <w:lsdException w:name="Grid Table 7 Colorful Accent 2" w:uiPriority="52"/>
+    <w:lsdException w:name="Grid Table 1 Light Accent 3" w:uiPriority="46"/>
+    <w:lsdException w:name="Grid Table 2 Accent 3" w:uiPriority="47"/>
+    <w:lsdException w:name="Grid Table 3 Accent 3" w:uiPriority="48"/>
+    <w:lsdException w:name="Grid Table 4 Accent 3" w:uiPriority="49"/>
+    <w:lsdException w:name="Grid Table 5 Dark Accent 3" w:uiPriority="50"/>
+    <w:lsdException w:name="Grid Table 6 Colorful Accent 3" w:uiPriority="51"/>
+    <w:lsdException w:name="Grid Table 7 Colorful Accent 3" w:uiPriority="52"/>
+    <w:lsdException w:name="Grid Table 1 Light Accent 4" w:uiPriority="46"/>
+    <w:lsdException w:name="Grid Table 2 Accent 4" w:uiPriority="47"/>
+    <w:lsdException w:name="Grid Table 3 Accent 4" w:uiPriority="48"/>
+    <w:lsdException w:name="Grid Table 4 Accent 4" w:uiPriority="49"/>
+    <w:lsdException w:name="Grid Table 5 Dark Accent 4" w:uiPriority="50"/>
+    <w:lsdException w:name="Grid Table 6 Colorful Accent 4" w:uiPriority="51"/>
+    <w:lsdException w:name="Grid Table 7 Colorful Accent 4" w:uiPriority="52"/>
+    <w:lsdException w:name="Grid Table 1 Light Accent 5" w:uiPriority="46"/>
+    <w:lsdException w:name="Grid Table 2 Accent 5" w:uiPriority="47"/>
+    <w:lsdException w:name="Grid Table 3 Accent 5" w:uiPriority="48"/>
+    <w:lsdException w:name="Grid Table 4 Accent 5" w:uiPriority="49"/>
+    <w:lsdException w:name="Grid Table 5 Dark Accent 5" w:uiPriority="50"/>
+    <w:lsdException w:name="Grid Table 6 Colorful Accent 5" w:uiPriority="51"/>
+    <w:lsdException w:name="Grid Table 7 Colorful Accent 5" w:uiPriority="52"/>
+    <w:lsdException w:name="Grid Table 1 Light Accent 6" w:uiPriority="46"/>
+    <w:lsdException w:name="Grid Table 2 Accent 6" w:uiPriority="47"/>
+    <w:lsdException w:name="Grid Table 3 Accent 6" w:uiPriority="48"/>
+    <w:lsdException w:name="Grid Table 4 Accent 6" w:uiPriority="49"/>
+    <w:lsdException w:name="Grid Table 5 Dark Accent 6" w:uiPriority="50"/>
+    <w:lsdException w:name="Grid Table 6 Colorful Accent 6" w:uiPriority="51"/>
+    <w:lsdException w:name="Grid Table 7 Colorful Accent 6" w:uiPriority="52"/>
+    <w:lsdException w:name="List Table 1 Light" w:uiPriority="46"/>
+    <w:lsdException w:name="List Table 2" w:uiPriority="47"/>
+    <w:lsdException w:name="List Table 3" w:uiPriority="48"/>
+    <w:lsdException w:name="List Table 4" w:uiPriority="49"/>
+    <w:lsdException w:name="List Table 5 Dark" w:uiPriority="50"/>
+    <w:lsdException w:name="List Table 6 Colorful" w:uiPriority="51"/>
+    <w:lsdException w:name="List Table 7 Colorful" w:uiPriority="52"/>
+    <w:lsdException w:name="List Table 1 Light Accent 1" w:uiPriority="46"/>
+    <w:lsdException w:name="List Table 2 Accent 1" w:uiPriority="47"/>
+    <w:lsdException w:name="List Table 3 Accent 1" w:uiPriority="48"/>
+    <w:lsdException w:name="List Table 4 Accent 1" w:uiPriority="49"/>
+    <w:lsdException w:name="List Table 5 Dark Accent 1" w:uiPriority="50"/>
+    <w:lsdException w:name="List Table 6 Colorful Accent 1" w:uiPriority="51"/>
+    <w:lsdException w:name="List Table 7 Colorful Accent 1" w:uiPriority="52"/>
+    <w:lsdException w:name="List Table 1 Light Accent 2" w:uiPriority="46"/>
+    <w:lsdException w:name="List Table 2 Accent 2" w:uiPriority="47"/>
+    <w:lsdException w:name="List Table 3 Accent 2" w:uiPriority="48"/>
+    <w:lsdException w:name="List Table 4 Accent 2" w:uiPriority="49"/>
+    <w:lsdException w:name="List Table 5 Dark Accent 2" w:uiPriority="50"/>
+    <w:lsdException w:name="List Table 6 Colorful Accent 2" w:uiPriority="51"/>
+    <w:lsdException w:name="List Table 7 Colorful Accent 2" w:uiPriority="52"/>
+    <w:lsdException w:name="List Table 1 Light Accent 3" w:uiPriority="46"/>
+    <w:lsdException w:name="List Table 2 Accent 3" w:uiPriority="47"/>
+    <w:lsdException w:name="List Table 3 Accent 3" w:uiPriority="48"/>
+    <w:lsdException w:name="List Table 4 Accent 3" w:uiPriority="49"/>
+    <w:lsdException w:name="List Table 5 Dark Accent 3" w:uiPriority="50"/>
+    <w:lsdException w:name="List Table 6 Colorful Accent 3" w:uiPriority="51"/>
+    <w:lsdException w:name="List Table 7 Colorful Accent 3" w:uiPriority="52"/>
+    <w:lsdException w:name="List Table 1 Light Accent 4" w:uiPriority="46"/>
+    <w:lsdException w:name="List Table 2 Accent 4" w:uiPriority="47"/>
+    <w:lsdException w:name="List Table 3 Accent 4" w:uiPriority="48"/>
+    <w:lsdException w:name="List Table 4 Accent 4" w:uiPriority="49"/>
+    <w:lsdException w:name="List Table 5 Dark Accent 4" w:uiPriority="50"/>
+    <w:lsdException w:name="List Table 6 Colorful Accent 4" w:uiPriority="51"/>
+    <w:lsdException w:name="List Table 7 Colorful Accent 4" w:uiPriority="52"/>
+    <w:lsdException w:name="List Table 1 Light Accent 5" w:uiPriority="46"/>
+    <w:lsdException w:name="List Table 2 Accent 5" w:uiPriority="47"/>
+    <w:lsdException w:name="List Table 3 Accent 5" w:uiPriority="48"/>
+    <w:lsdException w:name="List Table 4 Accent 5" w:uiPriority="49"/>
+    <w:lsdException w:name="List Table 5 Dark Accent 5" w:uiPriority="50"/>
+    <w:lsdException w:name="List Table 6 Colorful Accent 5" w:uiPriority="51"/>
+    <w:lsdException w:name="List Table 7 Colorful Accent 5" w:uiPriority="52"/>
+    <w:lsdException w:name="List Table 1 Light Accent 6" w:uiPriority="46"/>
+    <w:lsdException w:name="List Table 2 Accent 6" w:uiPriority="47"/>
+    <w:lsdException w:name="List Table 3 Accent 6" w:uiPriority="48"/>
+    <w:lsdException w:name="List Table 4 Accent 6" w:uiPriority="49"/>
+    <w:lsdException w:name="List Table 5 Dark Accent 6" w:uiPriority="50"/>
+    <w:lsdException w:name="List Table 6 Colorful Accent 6" w:uiPriority="51"/>
+    <w:lsdException w:name="List Table 7 Colorful Accent 6" w:uiPriority="52"/>
+    <w:lsdException w:name="Mention" w:semiHidden="1" w:unhideWhenUsed="1"/>
+    <w:lsdException w:name="Smart Hyperlink" w:semiHidden="1" w:unhideWhenUsed="1"/>
+    <w:lsdException w:name="Hashtag" w:semiHidden="1" w:unhideWhenUsed="1"/>
+    <w:lsdException w:name="Unresolved Mention" w:semiHidden="1" w:unhideWhenUsed="1"/>
+    <w:lsdException w:name="Smart Link" w:semiHidden="1" w:unhideWhenUsed="1"/>
+  </w:latentStyles>
+  <w:style w:type="paragraph" w:default="1" w:styleId="Normal">
+    <w:name w:val="Normal"/>
+    <w:qFormat/>
+  </w:style>
+  <w:style w:type="character" w:default="1" w:styleId="DefaultParagraphFont">
+    <w:name w:val="Default Paragraph Font"/>
+    <w:uiPriority w:val="1"/>
+    <w:semiHidden/>
+    <w:unhideWhenUsed/>
+  </w:style>
+  <w:style w:type="table" w:default="1" w:styleId="TableNormal">
+    <w:name w:val="Normal Table"/>
+    <w:uiPriority w:val="99"/>
+    <w:semiHidden/>
+    <w:unhideWhenUsed/>
+    <w:tblPr>
+      <w:tblInd w:w="0" w:type="dxa"/>
+      <w:tblCellMar>
+        <w:top w:w="0" w:type="dxa"/>
+        <w:left w:w="108" w:type="dxa"/>
+        <w:bottom w:w="0" w:type="dxa"/>
+        <w:right w:w="108" w:type="dxa"/>
+      </w:tblCellMar>
+    </w:tblPr>
+  </w:style>
+  <w:style w:type="numbering" w:default="1" w:styleId="NoList">
+    <w:name w:val="No List"/>
+    <w:uiPriority w:val="99"/>
+    <w:semiHidden/>
+    <w:unhideWhenUsed/>
+  </w:style>
+  <w:style w:type="character" w:styleId="PlaceholderText">
+    <w:name w:val="Placeholder Text"/>
+    <w:basedOn w:val="DefaultParagraphFont"/>
+    <w:uiPriority w:val="99"/>
+    <w:semiHidden/>
+    <w:rsid w:val="005E6268"/>
+    <w:rPr>
+      <w:color w:val="808080"/>
+    </w:rPr>
+  </w:style>
+  <w:style w:type="paragraph" w:customStyle="1" w:styleId="4D48F511928B43EDBEC280CF66F7A834">
+    <w:name w:val="4D48F511928B43EDBEC280CF66F7A834"/>
+    <w:rsid w:val="005E6268"/>
+  </w:style>
+</w:styles>
+</file>
+
+<file path=word/glossary/webSettings.xml><?xml version="1.0" encoding="utf-8"?>
+<w:webSettings xmlns:mc="http://schemas.openxmlformats.org/markup-compatibility/2006" xmlns:r="http://schemas.openxmlformats.org/officeDocument/2006/relationships" xmlns:w="http://schemas.openxmlformats.org/wordprocessingml/2006/main" xmlns:w14="http://schemas.microsoft.com/office/word/2010/wordml" xmlns:w15="http://schemas.microsoft.com/office/word/2012/wordml" xmlns:w16cex="http://schemas.microsoft.com/office/word/2018/wordml/cex" xmlns:w16cid="http://schemas.microsoft.com/office/word/2016/wordml/cid" xmlns:w16="http://schemas.microsoft.com/office/word/2018/wordml" xmlns:w16sdtdh="http://schemas.microsoft.com/office/word/2020/wordml/sdtdatahash" xmlns:w16se="http://schemas.microsoft.com/office/word/2015/wordml/symex" mc:Ignorable="w14 w15 w16se w16cid w16 w16cex w16sdtdh">
+  <w:optimizeForBrowser/>
+  <w:allowPNG/>
+</w:webSettings>
 </file>
 
 <file path=word/theme/theme1.xml><?xml version="1.0" encoding="utf-8"?>
